--- a/Standard Capital - Form of Series A Investors' Rights Agreement.docx
+++ b/Standard Capital - Form of Series A Investors' Rights Agreement.docx
@@ -47,6 +47,7 @@
         <w:spacing w:after="240"/>
         <w:ind w:firstLine="0"/>
       </w:pPr>
+      <w:proofErr w:type="gramStart"/>
       <w:r>
         <w:t>THIS [AMENDED AND RESTATED] INVESTORS’ RIGHTS AGREEMENT (this “</w:t>
       </w:r>
@@ -57,7 +58,11 @@
         <w:t>Agreement</w:t>
       </w:r>
       <w:r>
-        <w:t>”), is made as of [________], 20[__], by and among [____________], a Delaware corporation (the “</w:t>
+        <w:t>”),</w:t>
+      </w:r>
+      <w:proofErr w:type="gramEnd"/>
+      <w:r>
+        <w:t xml:space="preserve"> is made as of [________], 20[__], by and among [____________], a Delaware corporation (the “</w:t>
       </w:r>
       <w:bookmarkStart w:id="31" w:name="_9kR3WTr19A45DQFwynmB"/>
       <w:bookmarkStart w:id="32" w:name="_9kR3WTr19A46COFwynmB"/>
@@ -456,7 +461,16 @@
         <w:t>description of business</w:t>
       </w:r>
       <w:r>
-        <w:t xml:space="preserve">], but shall not include any financial investment firm or collective investment vehicle that, together with its Affiliates, holds less than 20% of the outstanding equity of any Competitor and does not, nor do any of its Affiliates, have a right to designate any members of the </w:t>
+        <w:t>]</w:t>
+      </w:r>
+      <w:r>
+        <w:rPr>
+          <w:rStyle w:val="FootnoteReference"/>
+        </w:rPr>
+        <w:footnoteReference w:id="1"/>
+      </w:r>
+      <w:r>
+        <w:t xml:space="preserve">, but shall not include any financial investment firm or collective investment vehicle that, together with its Affiliates, holds less than 20% of the outstanding equity of any Competitor and does not, nor do any of its Affiliates, have a right to designate any members of the </w:t>
       </w:r>
       <w:bookmarkStart w:id="55" w:name="_9kMHG5YVt46679EPGmqusvLJ41n3GFK"/>
       <w:bookmarkStart w:id="56" w:name="_9kMHG5YVt4667ADNGmqusvLJ41n3GFK"/>
@@ -923,7 +937,7 @@
         <w:rPr>
           <w:rStyle w:val="FootnoteReference"/>
         </w:rPr>
-        <w:footnoteReference w:id="1"/>
+        <w:footnoteReference w:id="2"/>
       </w:r>
       <w:r>
         <w:t xml:space="preserve"> shares of Registrable Securities (as adjusted for any stock split, stock dividend, combination, or other recapitalization or reclassification effected after the date hereof).</w:t>
@@ -945,7 +959,15 @@
         <w:t>New Securities</w:t>
       </w:r>
       <w:r>
-        <w:t>” means, collectively, equity securities of the Company, whether or not currently authorized, as well as rights, options, or warrants to purchase such equity securities, or securities of any type whatsoever that are, or may become, convertible or exchangeable into or exercisable for such equity securities.</w:t>
+        <w:t xml:space="preserve">” means, collectively, equity securities of the Company, </w:t>
+      </w:r>
+      <w:proofErr w:type="gramStart"/>
+      <w:r>
+        <w:t>whether or not</w:t>
+      </w:r>
+      <w:proofErr w:type="gramEnd"/>
+      <w:r>
+        <w:t xml:space="preserve"> currently authorized, as well as rights, options, or warrants to purchase such equity securities, or securities of any type whatsoever that are, or may become, convertible or exchangeable into or exercisable for such equity securities.</w:t>
       </w:r>
       <w:bookmarkEnd w:id="80"/>
     </w:p>
@@ -1324,7 +1346,15 @@
         <w:t xml:space="preserve">(a) prior to the IPO, </w:t>
       </w:r>
       <w:r>
-        <w:t>the Investors holding a majority of the then outstanding shares of Preferred Stock (calculated together as a single class on an as-converted basis</w:t>
+        <w:t xml:space="preserve">the Investors holding </w:t>
+      </w:r>
+      <w:proofErr w:type="gramStart"/>
+      <w:r>
+        <w:t>a majority of</w:t>
+      </w:r>
+      <w:proofErr w:type="gramEnd"/>
+      <w:r>
+        <w:t xml:space="preserve"> the then outstanding shares of Preferred Stock (calculated together as a single class on an as-converted basis</w:t>
       </w:r>
       <w:r>
         <w:t>), and (b) following the IPO, the Investors holding a majority of the then outstanding shares of Registrable Securities.</w:t>
@@ -1454,7 +1484,7 @@
           <w:rStyle w:val="FootnoteReference"/>
           <w:color w:val="000000" w:themeColor="text1"/>
         </w:rPr>
-        <w:footnoteReference w:id="2"/>
+        <w:footnoteReference w:id="3"/>
       </w:r>
       <w:r>
         <w:rPr>
@@ -1517,7 +1547,7 @@
           <w:rStyle w:val="FootnoteReference"/>
           <w:color w:val="000000" w:themeColor="text1"/>
         </w:rPr>
-        <w:footnoteReference w:id="3"/>
+        <w:footnoteReference w:id="4"/>
       </w:r>
       <w:r>
         <w:rPr>
@@ -1723,7 +1753,13 @@
         <w:t>Standard Capital</w:t>
       </w:r>
       <w:r>
-        <w:t>” means Standard Capital Ventures Fund I LP.</w:t>
+        <w:t>” means Standard Capital Ventures Fund I LP</w:t>
+      </w:r>
+      <w:r>
+        <w:t xml:space="preserve"> and its Affiliates</w:t>
+      </w:r>
+      <w:r>
+        <w:t>.</w:t>
       </w:r>
     </w:p>
     <w:p>
@@ -1743,7 +1779,6 @@
           <w:szCs w:val="22"/>
           <w:u w:val="single"/>
         </w:rPr>
-        <w:lastRenderedPageBreak/>
         <w:t>Registration Rights</w:t>
       </w:r>
       <w:bookmarkEnd w:id="120"/>
@@ -1798,7 +1833,7 @@
         <w:rPr>
           <w:rStyle w:val="FootnoteReference"/>
         </w:rPr>
-        <w:footnoteReference w:id="4"/>
+        <w:footnoteReference w:id="5"/>
       </w:r>
       <w:r>
         <w:t xml:space="preserve"> or (ii) 180 days</w:t>
@@ -2239,11 +2274,7 @@
         <w:t>provided</w:t>
       </w:r>
       <w:r>
-        <w:t xml:space="preserve"> that the Company is actively employing in good faith commercially reasonable efforts to cause such registration statement to become effective; (ii) after the Company has </w:t>
-      </w:r>
-      <w:r>
-        <w:lastRenderedPageBreak/>
-        <w:t xml:space="preserve">effected two registrations pursuant to </w:t>
+        <w:t xml:space="preserve"> that the Company is actively employing in good faith commercially reasonable efforts to cause such registration statement to become effective; (ii) after the Company has effected two registrations pursuant to </w:t>
       </w:r>
       <w:r>
         <w:rPr>
@@ -2848,7 +2879,15 @@
         <w:fldChar w:fldCharType="end"/>
       </w:r>
       <w:r>
-        <w:t xml:space="preserve"> before the effective date of such registration, whether or not any Holder has elected to include Registrable Securities in such registration. The expenses (other than Selling Expenses) of such withdrawn registration shall be borne by the Company in accordance with </w:t>
+        <w:t xml:space="preserve"> before the effective date of such registration, </w:t>
+      </w:r>
+      <w:proofErr w:type="gramStart"/>
+      <w:r>
+        <w:t>whether or not</w:t>
+      </w:r>
+      <w:proofErr w:type="gramEnd"/>
+      <w:r>
+        <w:t xml:space="preserve"> any Holder has elected to include Registrable Securities in such registration. The expenses (other than Selling Expenses) of such withdrawn registration shall be borne by the Company in accordance with </w:t>
       </w:r>
       <w:r>
         <w:rPr>
@@ -3161,11 +3200,7 @@
         <w:fldChar w:fldCharType="end"/>
       </w:r>
       <w:r>
-        <w:t xml:space="preserve">, if the underwriter(s) advise(s) the Initiating Holders in writing that marketing factors require a limitation on the number of shares to be underwritten, then the Initiating Holders shall so advise all Holders of Registrable Securities that otherwise would be underwritten pursuant hereto, and the number of Registrable Securities that may be included in the underwriting shall be allocated among such Holders of Registrable Securities, including the Initiating Holders, in proportion (as nearly as practicable) to the number of Registrable Securities owned </w:t>
-      </w:r>
-      <w:r>
-        <w:lastRenderedPageBreak/>
-        <w:t xml:space="preserve">by each Holder or in such other proportion as shall mutually be agreed to by all such selling Holders; </w:t>
+        <w:t xml:space="preserve">, if the underwriter(s) advise(s) the Initiating Holders in writing that marketing factors require a limitation on the number of shares to be underwritten, then the Initiating Holders shall so advise all Holders of Registrable Securities that otherwise would be underwritten pursuant hereto, and the number of Registrable Securities that may be included in the underwriting shall be allocated among such Holders of Registrable Securities, including the Initiating Holders, in proportion (as nearly as practicable) to the number of Registrable Securities owned by each Holder or in such other proportion as shall mutually be agreed to by all such selling Holders; </w:t>
       </w:r>
       <w:r>
         <w:rPr>
@@ -3251,7 +3286,15 @@
       </w:r>
       <w:bookmarkEnd w:id="142"/>
       <w:r>
-        <w:t xml:space="preserve"> to be included in such offering exceeds the number of securities to be sold (other than by the Company) that the underwriters in their reasonable discretion determine is compatible with the success of the offering, then the Company shall be required to include in the offering only that number of such securities, including Registrable Securities, which the underwriters and the Company in their sole discretion determine will not jeopardize the success of the offering. If the underwriters determine that less than all of the Registrable Securities requested to be registered can be included in such offering, then the Registrable Securities that are included in such offering shall be allocated among the selling Holders in proportion (as nearly as practicable to) the number of Registrable Securities owned by each selling Holder or in such other proportions as shall mutually be agreed to by all such selling Holders. To facilitate the allocation of shares in accordance with the above provisions, the Company or the underwriters may round the number of shares allocated to any Holder to the nearest 100 shares. Notwithstanding the foregoing, in no event shall (i) the number of Registrable Securities included in the offering be reduced unless all other securities (other than securities to be sold by the Company) are first entirely excluded from the offering, or </w:t>
+        <w:t xml:space="preserve"> to be included in such offering exceeds the number of securities to be sold (other than by the Company) that the underwriters in their reasonable discretion determine is compatible with the success of the offering, then the Company shall be required to include in the offering only that number of such securities, including Registrable Securities, which the underwriters and the Company in their sole discretion determine will not jeopardize the success of the offering. If the underwriters determine that less than </w:t>
+      </w:r>
+      <w:proofErr w:type="gramStart"/>
+      <w:r>
+        <w:t>all of</w:t>
+      </w:r>
+      <w:proofErr w:type="gramEnd"/>
+      <w:r>
+        <w:t xml:space="preserve"> the Registrable Securities requested to be registered can be included in such offering, then the Registrable Securities that are included in such offering shall be allocated among the selling Holders in proportion (as nearly as practicable to) the number of Registrable Securities owned by each selling Holder or in such other proportions as shall mutually be agreed to by all such selling Holders. To facilitate the allocation of shares in accordance with the above provisions, the Company or the underwriters may round the number of shares allocated to any Holder to the nearest 100 shares. Notwithstanding the foregoing, in no event shall (i) the number of Registrable Securities included in the offering be reduced unless all other securities (other than securities to be sold by the Company) are first entirely excluded from the offering, or </w:t>
       </w:r>
       <w:bookmarkStart w:id="143" w:name="_9kR3WTrAG859AADngo00mtAAsl2D2gaw1EQQ8t5"/>
       <w:r>
@@ -3536,11 +3579,7 @@
         <w:t xml:space="preserve"> however</w:t>
       </w:r>
       <w:r>
-        <w:t xml:space="preserve">, that (i) such 120-day period shall be extended for a period of time equal to the period the Holder refrains, at the request of an underwriter of Common Stock (or other securities) of the Company, from selling any securities </w:t>
-      </w:r>
-      <w:r>
-        <w:lastRenderedPageBreak/>
-        <w:t>included in such registration, and (ii) in the case of any registration of Registrable Securities on Form S-3 that are intended to be offered on a continuous or delayed basis, subject to compliance with applicable SEC rules, such 120-day period shall be extended for up to an additional 90 days, if necessary, to keep the registration statement effective until all such Registrable Securities are sold;</w:t>
+        <w:t>, that (i) such 120-day period shall be extended for a period of time equal to the period the Holder refrains, at the request of an underwriter of Common Stock (or other securities) of the Company, from selling any securities included in such registration, and (ii) in the case of any registration of Registrable Securities on Form S-3 that are intended to be offered on a continuous or delayed basis, subject to compliance with applicable SEC rules, such 120-day period shall be extended for up to an additional 90 days, if necessary, to keep the registration statement effective until all such Registrable Securities are sold;</w:t>
       </w:r>
       <w:bookmarkEnd w:id="151"/>
     </w:p>
@@ -3550,7 +3589,15 @@
       </w:pPr>
       <w:bookmarkStart w:id="152" w:name="_Ref42252484"/>
       <w:r>
-        <w:t>prepare and file with the SEC such amendments and supplements to such registration statement, and the prospectus used in connection with such registration statement, as may be necessary to comply with the Securities Act in order to enable the disposition of all securities covered by such registration statement;</w:t>
+        <w:t xml:space="preserve">prepare and file with the SEC such amendments and supplements to such registration statement, and the prospectus used in connection with such registration statement, as may be necessary to comply with the Securities Act </w:t>
+      </w:r>
+      <w:proofErr w:type="gramStart"/>
+      <w:r>
+        <w:t>in order to</w:t>
+      </w:r>
+      <w:proofErr w:type="gramEnd"/>
+      <w:r>
+        <w:t xml:space="preserve"> enable the disposition of all securities covered by such registration statement;</w:t>
       </w:r>
       <w:bookmarkEnd w:id="152"/>
     </w:p>
@@ -3560,7 +3607,15 @@
       </w:pPr>
       <w:bookmarkStart w:id="153" w:name="_Ref42252485"/>
       <w:r>
-        <w:t>furnish to the selling Holders such numbers of copies of a prospectus, including a preliminary prospectus, as required by the Securities Act, and such other documents as the Holders may reasonably request in order to facilitate their disposition of their Registrable Securities;</w:t>
+        <w:t xml:space="preserve">furnish to the selling Holders such numbers of copies of a prospectus, including a preliminary prospectus, as required by the Securities Act, and such other documents as the Holders may reasonably request </w:t>
+      </w:r>
+      <w:proofErr w:type="gramStart"/>
+      <w:r>
+        <w:t>in order to</w:t>
+      </w:r>
+      <w:proofErr w:type="gramEnd"/>
+      <w:r>
+        <w:t xml:space="preserve"> facilitate their disposition of their Registrable Securities;</w:t>
       </w:r>
       <w:bookmarkEnd w:id="153"/>
     </w:p>
@@ -3589,7 +3644,15 @@
       </w:pPr>
       <w:bookmarkStart w:id="155" w:name="_Ref42252487"/>
       <w:r>
-        <w:t>in the event of any underwritten public offering, enter into and perform its obligations under an underwriting agreement, in usual and customary form, with the underwriter(s) of such offering;</w:t>
+        <w:t xml:space="preserve">in the event of any underwritten public offering, </w:t>
+      </w:r>
+      <w:proofErr w:type="gramStart"/>
+      <w:r>
+        <w:t>enter into</w:t>
+      </w:r>
+      <w:proofErr w:type="gramEnd"/>
+      <w:r>
+        <w:t xml:space="preserve"> and perform its obligations under an underwriting agreement, in usual and customary form, with the underwriter(s) of such offering;</w:t>
       </w:r>
       <w:bookmarkEnd w:id="155"/>
     </w:p>
@@ -3649,8 +3712,15 @@
         <w:spacing w:before="240" w:after="240"/>
       </w:pPr>
       <w:r>
-        <w:lastRenderedPageBreak/>
-        <w:t>In addition, the Company shall ensure that, at all times after any registration statement covering a public offering of securities of the Company under the Securities Act shall have become effective, its insider trading policy shall provide that the Company’s directors may implement a trading program under Rule 10b5-1 of the Exchange Act.</w:t>
+        <w:t xml:space="preserve">In addition, the Company shall ensure that, </w:t>
+      </w:r>
+      <w:proofErr w:type="gramStart"/>
+      <w:r>
+        <w:t>at all times</w:t>
+      </w:r>
+      <w:proofErr w:type="gramEnd"/>
+      <w:r>
+        <w:t xml:space="preserve"> after any registration statement covering a public offering of securities of the Company under the Securities Act shall have become effective, its insider trading policy shall provide that the Company’s directors may implement a trading program under Rule 10b5-1 of the Exchange Act.</w:t>
       </w:r>
     </w:p>
     <w:p>
@@ -4339,11 +4409,7 @@
         <w:fldChar w:fldCharType="end"/>
       </w:r>
       <w:r>
-        <w:t xml:space="preserve"> shall not apply to amounts paid in settlement of any such claim or proceeding if such settlement is effected without the consent of the Company, which consent shall not be unreasonably withheld, nor shall the Company be liable for any Damages to the extent that they arise out of or are based upon actions or omissions made in reliance upon and in conformity with written information </w:t>
-      </w:r>
-      <w:r>
-        <w:lastRenderedPageBreak/>
-        <w:t>furnished by or on behalf of any such Holder, underwriter, controlling Person, or other aforementioned Person expressly for use in connection with such registration.</w:t>
+        <w:t xml:space="preserve"> shall not apply to amounts paid in settlement of any such claim or proceeding if such settlement is effected without the consent of the Company, which consent shall not be unreasonably withheld, nor shall the Company be liable for any Damages to the extent that they arise out of or are based upon actions or omissions made in reliance upon and in conformity with written information furnished by or on behalf of any such Holder, underwriter, controlling Person, or other aforementioned Person expressly for use in connection with such registration.</w:t>
       </w:r>
       <w:bookmarkEnd w:id="168"/>
     </w:p>
@@ -4888,11 +4954,7 @@
         <w:fldChar w:fldCharType="end"/>
       </w:r>
       <w:r>
-        <w:t xml:space="preserve">, then, and in each such case, such parties will contribute to the aggregate losses, claims, damages, liabilities, or expenses to which they may be subject (after contribution from others) in such proportion as is appropriate to reflect the relative fault of each of the indemnifying party and the indemnified party in connection with the statements, omissions, or other actions that resulted in such loss, claim, damage, </w:t>
-      </w:r>
-      <w:r>
-        <w:lastRenderedPageBreak/>
-        <w:t xml:space="preserve">liability, or expense, as well as to reflect any other relevant equitable considerations. The relative fault of the indemnifying party and of the indemnified party shall be determined by reference to, among other things, whether the untrue or allegedly untrue statement of a material fact, or the omission or alleged omission of a material fact, relates to information supplied by the indemnifying party or by the indemnified party and the parties’ relative intent, knowledge, access to information, and opportunity to correct or prevent such statement or omission; </w:t>
+        <w:t xml:space="preserve">, then, and in each such case, such parties will contribute to the aggregate losses, claims, damages, liabilities, or expenses to which they may be subject (after contribution from others) in such proportion as is appropriate to reflect the relative fault of each of the indemnifying party and the indemnified party in connection with the statements, omissions, or other actions that resulted in such loss, claim, damage, liability, or expense, as well as to reflect any other relevant equitable considerations. The relative fault of the indemnifying party and of the indemnified party shall be determined by reference to, among other things, whether the untrue or allegedly untrue statement of a material fact, or the omission or alleged omission of a material fact, relates to information supplied by the indemnifying party or by the indemnified party and the parties’ relative intent, knowledge, access to information, and opportunity to correct or prevent such statement or omission; </w:t>
       </w:r>
       <w:r>
         <w:rPr>
@@ -5215,7 +5277,15 @@
       </w:pPr>
       <w:bookmarkStart w:id="177" w:name="_Ref42252504"/>
       <w:r>
-        <w:t>make and keep available adequate current public information, as those terms are understood and defined in SEC Rule 144, at all times after the effective date of the registration statement filed by the Company for the IPO;</w:t>
+        <w:t xml:space="preserve">make and keep available adequate current public information, as those terms are understood and defined in SEC Rule 144, </w:t>
+      </w:r>
+      <w:proofErr w:type="gramStart"/>
+      <w:r>
+        <w:t>at all times</w:t>
+      </w:r>
+      <w:proofErr w:type="gramEnd"/>
+      <w:r>
+        <w:t xml:space="preserve"> after the effective date of the registration statement filed by the Company for the IPO;</w:t>
       </w:r>
       <w:bookmarkEnd w:id="177"/>
     </w:p>
@@ -5249,7 +5319,6 @@
       </w:pPr>
       <w:bookmarkStart w:id="180" w:name="_Ref42252507"/>
       <w:r>
-        <w:lastRenderedPageBreak/>
         <w:t>Limitations on Subsequent Registration Rights</w:t>
       </w:r>
     </w:p>
@@ -5591,7 +5660,15 @@
         <w:fldChar w:fldCharType="end"/>
       </w:r>
       <w:r>
-        <w:t xml:space="preserve">. Any discretionary waiver or termination of the restrictions of any or all of such agreements by the Company or the underwriters shall apply pro rata to all Company </w:t>
+        <w:t xml:space="preserve">. Any discretionary waiver or termination of the restrictions of any or </w:t>
+      </w:r>
+      <w:proofErr w:type="gramStart"/>
+      <w:r>
+        <w:t>all of</w:t>
+      </w:r>
+      <w:proofErr w:type="gramEnd"/>
+      <w:r>
+        <w:t xml:space="preserve"> such agreements by the Company or the underwriters shall apply pro rata to all Company </w:t>
       </w:r>
       <w:bookmarkStart w:id="189" w:name="_9kMHzG6ZWu57789Cfd6qnty3tn2H"/>
       <w:r>
@@ -5644,11 +5721,7 @@
       </w:pPr>
       <w:bookmarkStart w:id="192" w:name="_Ref42252510"/>
       <w:r>
-        <w:t xml:space="preserve">The Preferred Stock and the Registrable Securities shall not be sold, pledged, or otherwise transferred, and the Company shall not recognize and shall issue stop-transfer instructions to its </w:t>
-      </w:r>
-      <w:r>
-        <w:lastRenderedPageBreak/>
-        <w:t>transfer agent with respect to any such sale, pledge, or transfer, except upon the conditions specified in this Agreement, which conditions are intended to ensure compliance with the provisions of the Securities Act and all other applicable U.S. laws and regulations. A transferring Holder will cause any proposed purchaser, pledgee, or transferee of the Preferred Stock and the Registrable Securities held by such Holder to agree to take and hold such securities subject to the provisions and upon the conditions specified in this Agreement.</w:t>
+        <w:t>The Preferred Stock and the Registrable Securities shall not be sold, pledged, or otherwise transferred, and the Company shall not recognize and shall issue stop-transfer instructions to its transfer agent with respect to any such sale, pledge, or transfer, except upon the conditions specified in this Agreement, which conditions are intended to ensure compliance with the provisions of the Securities Act and all other applicable U.S. laws and regulations. A transferring Holder will cause any proposed purchaser, pledgee, or transferee of the Preferred Stock and the Registrable Securities held by such Holder to agree to take and hold such securities subject to the provisions and upon the conditions specified in this Agreement.</w:t>
       </w:r>
       <w:bookmarkStart w:id="193" w:name="_cp_text_1_72"/>
       <w:bookmarkEnd w:id="192"/>
@@ -5783,7 +5856,15 @@
         <w:pStyle w:val="BodyText"/>
       </w:pPr>
       <w:r>
-        <w:t xml:space="preserve">The Holders consent to the Company making a notation in its records and giving instructions to any transfer agent of the Restricted Securities in order to implement the restrictions on transfer set forth in this </w:t>
+        <w:t xml:space="preserve">The Holders consent to the Company making a notation in its records and giving instructions to any transfer agent of the Restricted Securities </w:t>
+      </w:r>
+      <w:proofErr w:type="gramStart"/>
+      <w:r>
+        <w:t>in order to</w:t>
+      </w:r>
+      <w:proofErr w:type="gramEnd"/>
+      <w:r>
+        <w:t xml:space="preserve"> implement the restrictions on transfer set forth in this </w:t>
       </w:r>
       <w:r>
         <w:rPr>
@@ -5960,11 +6041,7 @@
         <w:fldChar w:fldCharType="end"/>
       </w:r>
       <w:r>
-        <w:t xml:space="preserve">. Each certificate, instrument, or book entry representing the Restricted Securities transferred </w:t>
-      </w:r>
-      <w:r>
-        <w:lastRenderedPageBreak/>
-        <w:t xml:space="preserve">as above provided shall be notated with, except if such transfer is made pursuant to SEC Rule 144, the appropriate restrictive legend set forth in </w:t>
+        <w:t xml:space="preserve">. Each certificate, instrument, or book entry representing the Restricted Securities transferred as above provided shall be notated with, except if such transfer is made pursuant to SEC Rule 144, the appropriate restrictive legend set forth in </w:t>
       </w:r>
       <w:r>
         <w:rPr>
@@ -6460,11 +6537,7 @@
       </w:pPr>
       <w:bookmarkStart w:id="212" w:name="_Ref42252521"/>
       <w:r>
-        <w:t xml:space="preserve">as soon as practicable, but in any event within 45 days after the end of each quarter of each fiscal year of the Company, a statement showing the number of shares of each class and series of capital stock and securities convertible into or exercisable for shares of capital stock outstanding </w:t>
-      </w:r>
-      <w:r>
-        <w:lastRenderedPageBreak/>
-        <w:t>at the end of the period, the Common Stock issuable upon conversion or exercise of any outstanding securities convertible or exercisable for Common Stock and the exchange ratio or exercise price applicable thereto, and the number of shares of issued stock options and stock options not yet issued but reserved for issuance, if any, all in sufficient detail as to permit the Major Investors to calculate their respective percentage equity ownership in the Company;</w:t>
+        <w:t>as soon as practicable, but in any event within 45 days after the end of each quarter of each fiscal year of the Company, a statement showing the number of shares of each class and series of capital stock and securities convertible into or exercisable for shares of capital stock outstanding at the end of the period, the Common Stock issuable upon conversion or exercise of any outstanding securities convertible or exercisable for Common Stock and the exchange ratio or exercise price applicable thereto, and the number of shares of issued stock options and stock options not yet issued but reserved for issuance, if any, all in sufficient detail as to permit the Major Investors to calculate their respective percentage equity ownership in the Company;</w:t>
       </w:r>
       <w:bookmarkEnd w:id="212"/>
     </w:p>
@@ -6500,7 +6573,15 @@
         <w:t xml:space="preserve">, prepare </w:t>
       </w:r>
       <w:r>
-        <w:t>an annual budget and business plan for the next fiscal year, prepared on a monthly basis, including balance sheets, income statements, and statements of cash flow for such months (the “</w:t>
+        <w:t xml:space="preserve">an annual budget and business plan for the next fiscal year, prepared </w:t>
+      </w:r>
+      <w:proofErr w:type="gramStart"/>
+      <w:r>
+        <w:t>on a monthly basis</w:t>
+      </w:r>
+      <w:proofErr w:type="gramEnd"/>
+      <w:r>
+        <w:t>, including balance sheets, income statements, and statements of cash flow for such months (the “</w:t>
       </w:r>
       <w:r>
         <w:rPr>
@@ -7172,7 +7253,6 @@
       </w:pPr>
       <w:bookmarkStart w:id="226" w:name="_Ref137654445"/>
       <w:r>
-        <w:lastRenderedPageBreak/>
         <w:t>Confidentiality</w:t>
       </w:r>
       <w:bookmarkEnd w:id="226"/>
@@ -7352,837 +7432,15 @@
     </w:p>
     <w:p>
       <w:pPr>
-        <w:pStyle w:val="Heading1"/>
-        <w:rPr>
-          <w:szCs w:val="22"/>
-        </w:rPr>
-      </w:pPr>
-      <w:bookmarkStart w:id="228" w:name="_Ref42252531"/>
-      <w:r>
-        <w:rPr>
-          <w:szCs w:val="22"/>
-          <w:u w:val="single"/>
-        </w:rPr>
-        <w:t>Rights to Future Stock Issuances</w:t>
-      </w:r>
-      <w:r>
-        <w:rPr>
-          <w:szCs w:val="22"/>
-        </w:rPr>
-        <w:t>.</w:t>
-      </w:r>
-      <w:bookmarkEnd w:id="228"/>
-    </w:p>
-    <w:p>
-      <w:pPr>
         <w:pStyle w:val="Heading2"/>
         <w:rPr>
           <w:vanish/>
+          <w:u w:val="none"/>
           <w:specVanish/>
         </w:rPr>
       </w:pPr>
-      <w:bookmarkStart w:id="229" w:name="_Ref145425540"/>
-      <w:bookmarkStart w:id="230" w:name="_Ref42252532"/>
-      <w:r>
-        <w:t>Right of First Offer</w:t>
-      </w:r>
-      <w:bookmarkEnd w:id="229"/>
-    </w:p>
-    <w:p>
-      <w:pPr>
-        <w:pStyle w:val="HeadingPara2"/>
-      </w:pPr>
-      <w:r>
-        <w:t xml:space="preserve">. Subject to the terms and conditions of this </w:t>
-      </w:r>
-      <w:r>
-        <w:rPr>
-          <w:u w:val="single"/>
-        </w:rPr>
-        <w:t xml:space="preserve">Section </w:t>
-      </w:r>
-      <w:r>
-        <w:rPr>
-          <w:color w:val="000000"/>
-          <w:u w:val="single"/>
-        </w:rPr>
-        <w:fldChar w:fldCharType="begin"/>
-      </w:r>
-      <w:r>
-        <w:rPr>
-          <w:color w:val="000000"/>
-          <w:u w:val="single"/>
-        </w:rPr>
-        <w:instrText xml:space="preserve"> REF _Ref42252532 \r \h \* MERGEFORMAT </w:instrText>
-      </w:r>
-      <w:r>
-        <w:rPr>
-          <w:color w:val="000000"/>
-          <w:u w:val="single"/>
-        </w:rPr>
-      </w:r>
-      <w:r>
-        <w:rPr>
-          <w:color w:val="000000"/>
-          <w:u w:val="single"/>
-        </w:rPr>
-        <w:fldChar w:fldCharType="separate"/>
-      </w:r>
-      <w:r>
-        <w:rPr>
-          <w:color w:val="000000"/>
-          <w:u w:val="single"/>
-        </w:rPr>
-        <w:t>4.1</w:t>
-      </w:r>
-      <w:r>
-        <w:rPr>
-          <w:color w:val="000000"/>
-          <w:u w:val="single"/>
-        </w:rPr>
-        <w:fldChar w:fldCharType="end"/>
-      </w:r>
-      <w:r>
-        <w:t xml:space="preserve"> and applicable securities laws, if the Company proposes to offer or sell any New Securities, the Company shall first offer such New Securities to each Major Investor. A Major Investor shall be entitled to apportion the right of first offer hereby granted to it in such proportions as it deems appropriate, among (i) itself, (ii) its Affiliates and (iii) its beneficial interest </w:t>
-      </w:r>
-      <w:bookmarkStart w:id="231" w:name="_9kMH5M6ZWu57789HZNyoix"/>
-      <w:bookmarkStart w:id="232" w:name="_9kMH5M6ZWu5778ACTNyoix"/>
-      <w:r>
-        <w:t>holders</w:t>
-      </w:r>
-      <w:bookmarkEnd w:id="231"/>
-      <w:bookmarkEnd w:id="232"/>
-      <w:r>
-        <w:t>, such as limited partners, members or any other Person having “beneficial ownership,” as such term is defined in Rule 13d-3 promulgated under the Exchange Act, of such Major Investor (“</w:t>
-      </w:r>
-      <w:r>
-        <w:rPr>
-          <w:b/>
-        </w:rPr>
-        <w:t>Investor Beneficial Owners</w:t>
-      </w:r>
-      <w:r>
-        <w:t xml:space="preserve">”); </w:t>
-      </w:r>
-      <w:r>
-        <w:rPr>
-          <w:u w:val="single"/>
-        </w:rPr>
-        <w:t>provided</w:t>
-      </w:r>
-      <w:r>
-        <w:t xml:space="preserve"> that each such Affiliate or Investor Beneficial Owner is not a Competitor or FOIA Party, unless such party’s purchase of New Securities is otherwise consented to by the Board of Directors (</w:t>
-      </w:r>
-      <w:r>
-        <w:rPr>
-          <w:u w:val="single"/>
-        </w:rPr>
-        <w:t>provided</w:t>
-      </w:r>
-      <w:r>
-        <w:t xml:space="preserve"> that any Competitor or FOIA Party shall not be entitled to any rights as a Major Investor under </w:t>
-      </w:r>
-      <w:r>
-        <w:rPr>
-          <w:u w:val="single"/>
-        </w:rPr>
-        <w:t xml:space="preserve">Sections </w:t>
-      </w:r>
-      <w:r>
-        <w:rPr>
-          <w:color w:val="000000"/>
-          <w:u w:val="single"/>
-        </w:rPr>
-        <w:fldChar w:fldCharType="begin"/>
-      </w:r>
-      <w:r>
-        <w:rPr>
-          <w:color w:val="000000"/>
-          <w:u w:val="single"/>
-        </w:rPr>
-        <w:instrText xml:space="preserve"> REF _Ref42252518 \r \h \* MERGEFORMAT </w:instrText>
-      </w:r>
-      <w:r>
-        <w:rPr>
-          <w:color w:val="000000"/>
-          <w:u w:val="single"/>
-        </w:rPr>
-      </w:r>
-      <w:r>
-        <w:rPr>
-          <w:color w:val="000000"/>
-          <w:u w:val="single"/>
-        </w:rPr>
-        <w:fldChar w:fldCharType="separate"/>
-      </w:r>
-      <w:r>
-        <w:rPr>
-          <w:color w:val="000000"/>
-          <w:u w:val="single"/>
-        </w:rPr>
-        <w:t>3.1</w:t>
-      </w:r>
-      <w:r>
-        <w:rPr>
-          <w:color w:val="000000"/>
-          <w:u w:val="single"/>
-        </w:rPr>
-        <w:fldChar w:fldCharType="end"/>
-      </w:r>
-      <w:r>
-        <w:t xml:space="preserve">, </w:t>
-      </w:r>
-      <w:r>
-        <w:rPr>
-          <w:color w:val="000000"/>
-          <w:u w:val="single"/>
-        </w:rPr>
-        <w:fldChar w:fldCharType="begin"/>
-      </w:r>
-      <w:r>
-        <w:rPr>
-          <w:color w:val="000000"/>
-          <w:u w:val="single"/>
-        </w:rPr>
-        <w:instrText xml:space="preserve"> REF _Ref42252526 \r \h \* MERGEFORMAT </w:instrText>
-      </w:r>
-      <w:r>
-        <w:rPr>
-          <w:color w:val="000000"/>
-          <w:u w:val="single"/>
-        </w:rPr>
-      </w:r>
-      <w:r>
-        <w:rPr>
-          <w:color w:val="000000"/>
-          <w:u w:val="single"/>
-        </w:rPr>
-        <w:fldChar w:fldCharType="separate"/>
-      </w:r>
-      <w:r>
-        <w:rPr>
-          <w:color w:val="000000"/>
-          <w:u w:val="single"/>
-        </w:rPr>
-        <w:t>3.2</w:t>
-      </w:r>
-      <w:r>
-        <w:rPr>
-          <w:color w:val="000000"/>
-          <w:u w:val="single"/>
-        </w:rPr>
-        <w:fldChar w:fldCharType="end"/>
-      </w:r>
-      <w:r>
-        <w:t xml:space="preserve"> and </w:t>
-      </w:r>
-      <w:r>
-        <w:rPr>
-          <w:color w:val="000000"/>
-          <w:u w:val="single"/>
-        </w:rPr>
-        <w:fldChar w:fldCharType="begin"/>
-      </w:r>
-      <w:r>
-        <w:rPr>
-          <w:color w:val="000000"/>
-          <w:u w:val="single"/>
-        </w:rPr>
-        <w:instrText xml:space="preserve"> REF _Ref42252532 \r \h \* MERGEFORMAT </w:instrText>
-      </w:r>
-      <w:r>
-        <w:rPr>
-          <w:color w:val="000000"/>
-          <w:u w:val="single"/>
-        </w:rPr>
-      </w:r>
-      <w:r>
-        <w:rPr>
-          <w:color w:val="000000"/>
-          <w:u w:val="single"/>
-        </w:rPr>
-        <w:fldChar w:fldCharType="separate"/>
-      </w:r>
-      <w:r>
-        <w:rPr>
-          <w:color w:val="000000"/>
-          <w:u w:val="single"/>
-        </w:rPr>
-        <w:t>4.1</w:t>
-      </w:r>
-      <w:r>
-        <w:rPr>
-          <w:color w:val="000000"/>
-          <w:u w:val="single"/>
-        </w:rPr>
-        <w:fldChar w:fldCharType="end"/>
-      </w:r>
-      <w:r>
-        <w:t xml:space="preserve"> hereof) and </w:t>
-      </w:r>
-      <w:r>
-        <w:rPr>
-          <w:u w:val="single"/>
-        </w:rPr>
-        <w:t xml:space="preserve">provided </w:t>
-      </w:r>
-      <w:r>
-        <w:t>that the Company shall not be obligated to offer or sell any New Securities to any person or entity</w:t>
-      </w:r>
-      <w:bookmarkStart w:id="233" w:name="_Hlk136867592"/>
-      <w:r>
-        <w:t xml:space="preserve"> that is a Sanctioned Party</w:t>
-      </w:r>
-      <w:bookmarkEnd w:id="233"/>
-      <w:r>
-        <w:t>.</w:t>
-      </w:r>
-      <w:bookmarkEnd w:id="230"/>
-    </w:p>
-    <w:p>
-      <w:pPr>
-        <w:pStyle w:val="Heading3"/>
-      </w:pPr>
-      <w:bookmarkStart w:id="234" w:name="_Ref42252533"/>
-      <w:r>
-        <w:t>The Company shall give notice (the “</w:t>
-      </w:r>
-      <w:r>
-        <w:rPr>
-          <w:b/>
-        </w:rPr>
-        <w:t>Offer Notice</w:t>
-      </w:r>
-      <w:r>
-        <w:t>”) to each Major Investor, stating (i) its bona fide intention to offer such New Securities, (ii) the number of such New Securities to be offered, and (iii) the price and terms, if any, upon which it proposes to offer such New Securities.</w:t>
-      </w:r>
-      <w:bookmarkEnd w:id="234"/>
-    </w:p>
-    <w:p>
-      <w:pPr>
-        <w:pStyle w:val="Heading3"/>
-      </w:pPr>
-      <w:bookmarkStart w:id="235" w:name="_Ref42252534"/>
-      <w:r>
-        <w:t>By notification to the Company within 20 days after the Offer Notice is given, each Major Investor may elect to purchase or otherwise acquire, at the price and on the terms specified in the Offer Notice, up to that portion of such New Securities which equals the proportion that</w:t>
-      </w:r>
-      <w:r>
-        <w:t xml:space="preserve"> (x)</w:t>
-      </w:r>
-      <w:r>
-        <w:t xml:space="preserve"> the Common Stock then held by such Major Investor (including all shares of Common Stock then issuable (directly or indirectly) upon conversion and/or exercise, as applicable, of the Preferred Stock and any other Derivative Securities then held by such Major Investor) bears to</w:t>
-      </w:r>
-      <w:r>
-        <w:t xml:space="preserve"> (y)</w:t>
-      </w:r>
-      <w:r>
-        <w:t xml:space="preserve"> the total Common Stock of the Company then outstanding (assuming full conversion and/or exercise, as applicable, of all Preferred Stock and any other Derivative Securities then outstanding).</w:t>
-      </w:r>
-      <w:bookmarkEnd w:id="19"/>
-      <w:r>
-        <w:t xml:space="preserve"> At the expiration of such 20 day period, the Company shall promptly notify each Major Investor that elects to purchase or acquire all the shares available to it (each, a “</w:t>
-      </w:r>
-      <w:r>
-        <w:rPr>
-          <w:b/>
-        </w:rPr>
-        <w:t>Fully Exercising Investor</w:t>
-      </w:r>
-      <w:r>
-        <w:t xml:space="preserve">”) of any other Major Investor’s failure to do likewise. During the ten-day period commencing after the Company has given such notice, each Fully Exercising Investor may, by giving notice to the Company, elect to purchase or acquire, in addition to the number of shares specified above, up to that portion of the New Securities for which Major Investors were entitled to subscribe but that were not subscribed for by the Major Investors which is equal to the proportion that the Common Stock </w:t>
-      </w:r>
-      <w:r>
-        <w:lastRenderedPageBreak/>
-        <w:t>issued and held, or issuable (directly or indirectly) upon conversion and/or exercise, as applicable, of Preferred Stock and any other Derivative Securities then held, by such Fully Exercising Investor bears to the Common Stock issued and held, or issuable (directly or indirectly) upon conversion and/or exercise, as applicable, of the Preferred Stock and any other Derivative Securities then held, by all Fully Exercising Investors who wish to purchase such unsubscribed shares.</w:t>
-      </w:r>
-      <w:bookmarkEnd w:id="20"/>
-      <w:r>
-        <w:t xml:space="preserve"> The </w:t>
-      </w:r>
-      <w:bookmarkStart w:id="236" w:name="_9kMKJ5YVt466789MEx50wv"/>
-      <w:r>
-        <w:t>closing</w:t>
-      </w:r>
-      <w:bookmarkEnd w:id="236"/>
-      <w:r>
-        <w:t xml:space="preserve"> of any sale pursuant to this </w:t>
-      </w:r>
-      <w:r>
-        <w:rPr>
-          <w:u w:val="single"/>
-        </w:rPr>
-        <w:t xml:space="preserve">Section </w:t>
-      </w:r>
-      <w:r>
-        <w:rPr>
-          <w:u w:val="single"/>
-        </w:rPr>
-        <w:fldChar w:fldCharType="begin"/>
-      </w:r>
-      <w:r>
-        <w:rPr>
-          <w:u w:val="single"/>
-        </w:rPr>
-        <w:instrText xml:space="preserve"> REF _Ref42252534 \w \h\*MERGEFORMAT </w:instrText>
-      </w:r>
-      <w:r>
-        <w:rPr>
-          <w:u w:val="single"/>
-        </w:rPr>
-      </w:r>
-      <w:r>
-        <w:rPr>
-          <w:u w:val="single"/>
-        </w:rPr>
-        <w:fldChar w:fldCharType="separate"/>
-      </w:r>
-      <w:r>
-        <w:rPr>
-          <w:u w:val="single"/>
-        </w:rPr>
-        <w:t>4.1(b)</w:t>
-      </w:r>
-      <w:r>
-        <w:rPr>
-          <w:u w:val="single"/>
-        </w:rPr>
-        <w:fldChar w:fldCharType="end"/>
-      </w:r>
-      <w:r>
-        <w:t xml:space="preserve"> shall occur within the later of 120 days of the date that the Offer Notice is given and the date of initial sale of New Securities pursuant to </w:t>
-      </w:r>
-      <w:r>
-        <w:rPr>
-          <w:u w:val="single"/>
-        </w:rPr>
-        <w:t xml:space="preserve">Section </w:t>
-      </w:r>
-      <w:r>
-        <w:rPr>
-          <w:u w:val="single"/>
-        </w:rPr>
-        <w:fldChar w:fldCharType="begin"/>
-      </w:r>
-      <w:r>
-        <w:rPr>
-          <w:u w:val="single"/>
-        </w:rPr>
-        <w:instrText xml:space="preserve"> REF _Ref42252535 \w \h\*MERGEFORMAT </w:instrText>
-      </w:r>
-      <w:r>
-        <w:rPr>
-          <w:u w:val="single"/>
-        </w:rPr>
-      </w:r>
-      <w:r>
-        <w:rPr>
-          <w:u w:val="single"/>
-        </w:rPr>
-        <w:fldChar w:fldCharType="separate"/>
-      </w:r>
-      <w:r>
-        <w:rPr>
-          <w:u w:val="single"/>
-        </w:rPr>
-        <w:t>4.1(c)</w:t>
-      </w:r>
-      <w:r>
-        <w:rPr>
-          <w:u w:val="single"/>
-        </w:rPr>
-        <w:fldChar w:fldCharType="end"/>
-      </w:r>
-      <w:r>
-        <w:t>.</w:t>
-      </w:r>
-      <w:bookmarkEnd w:id="235"/>
-    </w:p>
-    <w:p>
-      <w:pPr>
-        <w:pStyle w:val="Heading3"/>
-      </w:pPr>
-      <w:bookmarkStart w:id="237" w:name="_Ref42252535"/>
-      <w:r>
-        <w:t xml:space="preserve">If all New Securities referred to in the Offer Notice are not elected to be purchased or acquired as provided in </w:t>
-      </w:r>
-      <w:r>
-        <w:rPr>
-          <w:u w:val="single"/>
-        </w:rPr>
-        <w:t xml:space="preserve">Section </w:t>
-      </w:r>
-      <w:r>
-        <w:rPr>
-          <w:u w:val="single"/>
-        </w:rPr>
-        <w:fldChar w:fldCharType="begin"/>
-      </w:r>
-      <w:r>
-        <w:rPr>
-          <w:u w:val="single"/>
-        </w:rPr>
-        <w:instrText xml:space="preserve"> REF _Ref42252534 \w \h\*MERGEFORMAT </w:instrText>
-      </w:r>
-      <w:r>
-        <w:rPr>
-          <w:u w:val="single"/>
-        </w:rPr>
-      </w:r>
-      <w:r>
-        <w:rPr>
-          <w:u w:val="single"/>
-        </w:rPr>
-        <w:fldChar w:fldCharType="separate"/>
-      </w:r>
-      <w:r>
-        <w:rPr>
-          <w:u w:val="single"/>
-        </w:rPr>
-        <w:t>4.1(b)</w:t>
-      </w:r>
-      <w:r>
-        <w:rPr>
-          <w:u w:val="single"/>
-        </w:rPr>
-        <w:fldChar w:fldCharType="end"/>
-      </w:r>
-      <w:r>
-        <w:t xml:space="preserve">, the Company may, during the 120 day period following the expiration of the periods provided in </w:t>
-      </w:r>
-      <w:r>
-        <w:rPr>
-          <w:u w:val="single"/>
-        </w:rPr>
-        <w:t xml:space="preserve">Section </w:t>
-      </w:r>
-      <w:r>
-        <w:rPr>
-          <w:u w:val="single"/>
-        </w:rPr>
-        <w:fldChar w:fldCharType="begin"/>
-      </w:r>
-      <w:r>
-        <w:rPr>
-          <w:u w:val="single"/>
-        </w:rPr>
-        <w:instrText xml:space="preserve"> REF _Ref42252534 \w \h\*MERGEFORMAT </w:instrText>
-      </w:r>
-      <w:r>
-        <w:rPr>
-          <w:u w:val="single"/>
-        </w:rPr>
-      </w:r>
-      <w:r>
-        <w:rPr>
-          <w:u w:val="single"/>
-        </w:rPr>
-        <w:fldChar w:fldCharType="separate"/>
-      </w:r>
-      <w:r>
-        <w:rPr>
-          <w:u w:val="single"/>
-        </w:rPr>
-        <w:t>4.1(b)</w:t>
-      </w:r>
-      <w:r>
-        <w:rPr>
-          <w:u w:val="single"/>
-        </w:rPr>
-        <w:fldChar w:fldCharType="end"/>
-      </w:r>
-      <w:r>
-        <w:t xml:space="preserve">, offer and sell the remaining unsubscribed portion of such New Securities to any Person or Persons at a price not less than, and upon terms no more favorable to the offeree than, those specified in the Offer Notice. If the Company does not enter into an agreement for the sale of the New Securities within such period, or if such agreement is not consummated within 30 days of the execution thereof, the right provided hereunder shall be deemed to be revived and such New Securities shall not be offered unless first reoffered to the Major Investors in accordance with this </w:t>
-      </w:r>
-      <w:r>
-        <w:rPr>
-          <w:u w:val="single"/>
-        </w:rPr>
-        <w:t xml:space="preserve">Section </w:t>
-      </w:r>
-      <w:r>
-        <w:rPr>
-          <w:color w:val="000000"/>
-          <w:u w:val="single"/>
-        </w:rPr>
-        <w:fldChar w:fldCharType="begin"/>
-      </w:r>
-      <w:r>
-        <w:rPr>
-          <w:color w:val="000000"/>
-          <w:u w:val="single"/>
-        </w:rPr>
-        <w:instrText xml:space="preserve"> REF _Ref42252532 \r \h \* MERGEFORMAT </w:instrText>
-      </w:r>
-      <w:r>
-        <w:rPr>
-          <w:color w:val="000000"/>
-          <w:u w:val="single"/>
-        </w:rPr>
-      </w:r>
-      <w:r>
-        <w:rPr>
-          <w:color w:val="000000"/>
-          <w:u w:val="single"/>
-        </w:rPr>
-        <w:fldChar w:fldCharType="separate"/>
-      </w:r>
-      <w:r>
-        <w:rPr>
-          <w:color w:val="000000"/>
-          <w:u w:val="single"/>
-        </w:rPr>
-        <w:t>4.1</w:t>
-      </w:r>
-      <w:r>
-        <w:rPr>
-          <w:color w:val="000000"/>
-          <w:u w:val="single"/>
-        </w:rPr>
-        <w:fldChar w:fldCharType="end"/>
-      </w:r>
-      <w:r>
-        <w:t>.</w:t>
-      </w:r>
-      <w:bookmarkEnd w:id="237"/>
-    </w:p>
-    <w:p>
-      <w:pPr>
-        <w:pStyle w:val="Heading3"/>
-      </w:pPr>
-      <w:bookmarkStart w:id="238" w:name="_Ref42252536"/>
-      <w:r>
-        <w:t xml:space="preserve">The right of first offer in this </w:t>
-      </w:r>
-      <w:r>
-        <w:rPr>
-          <w:u w:val="single"/>
-        </w:rPr>
-        <w:t xml:space="preserve">Section </w:t>
-      </w:r>
-      <w:r>
-        <w:rPr>
-          <w:color w:val="000000"/>
-          <w:u w:val="single"/>
-        </w:rPr>
-        <w:fldChar w:fldCharType="begin"/>
-      </w:r>
-      <w:r>
-        <w:rPr>
-          <w:color w:val="000000"/>
-          <w:u w:val="single"/>
-        </w:rPr>
-        <w:instrText xml:space="preserve"> REF _Ref42252532 \r \h \* MERGEFORMAT </w:instrText>
-      </w:r>
-      <w:r>
-        <w:rPr>
-          <w:color w:val="000000"/>
-          <w:u w:val="single"/>
-        </w:rPr>
-      </w:r>
-      <w:r>
-        <w:rPr>
-          <w:color w:val="000000"/>
-          <w:u w:val="single"/>
-        </w:rPr>
-        <w:fldChar w:fldCharType="separate"/>
-      </w:r>
-      <w:r>
-        <w:rPr>
-          <w:color w:val="000000"/>
-          <w:u w:val="single"/>
-        </w:rPr>
-        <w:t>4.1</w:t>
-      </w:r>
-      <w:r>
-        <w:rPr>
-          <w:color w:val="000000"/>
-          <w:u w:val="single"/>
-        </w:rPr>
-        <w:fldChar w:fldCharType="end"/>
-      </w:r>
-      <w:r>
-        <w:t xml:space="preserve"> shall not be applicable to (i) </w:t>
-      </w:r>
-      <w:bookmarkStart w:id="239" w:name="_9kR3WTr1AB4CEMQxnz7xiXTk1H69Aw7"/>
-      <w:r>
-        <w:t>Exempted Securities</w:t>
-      </w:r>
-      <w:bookmarkEnd w:id="239"/>
-      <w:r>
-        <w:t xml:space="preserve"> (as defined in the Certificate of Incorporation); (ii) shares of Common Stock issued in the IPO; and (iii) the issuance of shares of Preferred Stock pursuant to the Purchase Agreement.</w:t>
-      </w:r>
-      <w:bookmarkEnd w:id="238"/>
-    </w:p>
-    <w:p>
-      <w:pPr>
-        <w:pStyle w:val="Heading2"/>
-        <w:rPr>
-          <w:vanish/>
-          <w:specVanish/>
-        </w:rPr>
-      </w:pPr>
-      <w:bookmarkStart w:id="240" w:name="_Ref42252539"/>
-      <w:r>
-        <w:t>Termination</w:t>
-      </w:r>
-    </w:p>
-    <w:p>
-      <w:pPr>
-        <w:pStyle w:val="HeadingPara2"/>
-      </w:pPr>
-      <w:r>
-        <w:t xml:space="preserve">. The covenants set forth in </w:t>
-      </w:r>
-      <w:r>
-        <w:rPr>
-          <w:u w:val="single"/>
-        </w:rPr>
-        <w:t xml:space="preserve">Section </w:t>
-      </w:r>
-      <w:r>
-        <w:rPr>
-          <w:color w:val="000000"/>
-          <w:u w:val="single"/>
-        </w:rPr>
-        <w:fldChar w:fldCharType="begin"/>
-      </w:r>
-      <w:r>
-        <w:rPr>
-          <w:color w:val="000000"/>
-          <w:u w:val="single"/>
-        </w:rPr>
-        <w:instrText xml:space="preserve"> REF _Ref42252532 \r \h \* MERGEFORMAT </w:instrText>
-      </w:r>
-      <w:r>
-        <w:rPr>
-          <w:color w:val="000000"/>
-          <w:u w:val="single"/>
-        </w:rPr>
-      </w:r>
-      <w:r>
-        <w:rPr>
-          <w:color w:val="000000"/>
-          <w:u w:val="single"/>
-        </w:rPr>
-        <w:fldChar w:fldCharType="separate"/>
-      </w:r>
-      <w:r>
-        <w:rPr>
-          <w:color w:val="000000"/>
-          <w:u w:val="single"/>
-        </w:rPr>
-        <w:t>4.1</w:t>
-      </w:r>
-      <w:r>
-        <w:rPr>
-          <w:color w:val="000000"/>
-          <w:u w:val="single"/>
-        </w:rPr>
-        <w:fldChar w:fldCharType="end"/>
-      </w:r>
-      <w:r>
-        <w:t xml:space="preserve"> shall terminate and be of no further force or effect (i) immediately before the consummation of the IPO, or (ii) upon the </w:t>
-      </w:r>
-      <w:bookmarkStart w:id="241" w:name="_9kMLK5YVt466789MEx50wv"/>
-      <w:r>
-        <w:t>closing</w:t>
-      </w:r>
-      <w:bookmarkEnd w:id="241"/>
-      <w:r>
-        <w:t xml:space="preserve"> of a Deemed Liquidation Event </w:t>
-      </w:r>
-      <w:bookmarkStart w:id="242" w:name="_Hlk114019935"/>
-      <w:r>
-        <w:t>i</w:t>
-      </w:r>
-      <w:r>
-        <w:t xml:space="preserve">n which the consideration received by the Investors in such Deemed Liquidation Event is in the form of cash and/or publicly traded securities, or if the Investors receive participation rights from the acquiring company or other successor to the Company reasonably comparable to those set forth in </w:t>
-      </w:r>
-      <w:r>
-        <w:rPr>
-          <w:u w:val="single"/>
-        </w:rPr>
-        <w:t xml:space="preserve">this Section </w:t>
-      </w:r>
-      <w:r>
-        <w:rPr>
-          <w:u w:val="single"/>
-        </w:rPr>
-        <w:fldChar w:fldCharType="begin"/>
-      </w:r>
-      <w:r>
-        <w:rPr>
-          <w:u w:val="single"/>
-        </w:rPr>
-        <w:instrText xml:space="preserve"> REF _Ref42252531 \w \h </w:instrText>
-      </w:r>
-      <w:r>
-        <w:rPr>
-          <w:u w:val="single"/>
-        </w:rPr>
-      </w:r>
-      <w:r>
-        <w:rPr>
-          <w:u w:val="single"/>
-        </w:rPr>
-        <w:fldChar w:fldCharType="separate"/>
-      </w:r>
-      <w:r>
-        <w:rPr>
-          <w:u w:val="single"/>
-        </w:rPr>
-        <w:t>4</w:t>
-      </w:r>
-      <w:r>
-        <w:rPr>
-          <w:u w:val="single"/>
-        </w:rPr>
-        <w:fldChar w:fldCharType="end"/>
-      </w:r>
-      <w:r>
-        <w:t xml:space="preserve"> </w:t>
-      </w:r>
-      <w:bookmarkEnd w:id="242"/>
-      <w:r>
-        <w:t>whichever event occurs first.</w:t>
-      </w:r>
-      <w:bookmarkEnd w:id="21"/>
-      <w:bookmarkEnd w:id="22"/>
-      <w:bookmarkEnd w:id="240"/>
-    </w:p>
-    <w:p>
-      <w:pPr>
-        <w:pStyle w:val="Heading1"/>
-        <w:rPr>
-          <w:szCs w:val="22"/>
-        </w:rPr>
-      </w:pPr>
-      <w:bookmarkStart w:id="243" w:name="_Ref42252540"/>
-      <w:r>
-        <w:rPr>
-          <w:szCs w:val="22"/>
-          <w:u w:val="single"/>
-        </w:rPr>
-        <w:t>Additional Covenants</w:t>
-      </w:r>
-      <w:r>
-        <w:rPr>
-          <w:szCs w:val="22"/>
-        </w:rPr>
-        <w:t>.</w:t>
-      </w:r>
-      <w:bookmarkEnd w:id="243"/>
-    </w:p>
-    <w:p>
-      <w:pPr>
-        <w:pStyle w:val="Heading2"/>
-        <w:rPr>
-          <w:vanish/>
-          <w:specVanish/>
-        </w:rPr>
-      </w:pPr>
-      <w:r>
-        <w:t>Bylaws</w:t>
+      <w:r>
+        <w:t>Waiver of Statutory Information Rights</w:t>
       </w:r>
     </w:p>
     <w:p>
@@ -8193,55 +7451,1028 @@
           <w:numId w:val="0"/>
         </w:numPr>
         <w:ind w:left="720"/>
-        <w:rPr>
-          <w:u w:val="none"/>
-        </w:rPr>
-      </w:pPr>
-      <w:r>
-        <w:rPr>
-          <w:u w:val="none"/>
-        </w:rPr>
-        <w:t xml:space="preserve">. Unless otherwise approved by the </w:t>
-      </w:r>
-      <w:r>
-        <w:rPr>
-          <w:u w:val="none"/>
-        </w:rPr>
-        <w:t>Requisite Holders</w:t>
-      </w:r>
-      <w:r>
-        <w:rPr>
-          <w:u w:val="none"/>
+      </w:pPr>
+      <w:r>
+        <w:t xml:space="preserve">. </w:t>
+      </w:r>
+    </w:p>
+    <w:p>
+      <w:pPr>
+        <w:pStyle w:val="Heading3"/>
+        <w:rPr>
+          <w:lang w:eastAsia="ko-KR"/>
+        </w:rPr>
+      </w:pPr>
+      <w:r>
+        <w:t>Each Investor hereby acknowledges and agrees that until the consummation of the IPO, such Investor shall hereby be deemed to have unconditionally and irrevocably, to the fullest extent permitted by law, on behalf of such Investor and all beneficial owners of the shares of Common Stock or Preferred Stock owned by such Investor (a “</w:t>
+      </w:r>
+      <w:r>
+        <w:rPr>
+          <w:b/>
+        </w:rPr>
+        <w:t>Beneficial Owner</w:t>
+      </w:r>
+      <w:r>
+        <w:t>”), waived, and does hereby so waive,</w:t>
+      </w:r>
+      <w:r>
+        <w:rPr>
+          <w:lang w:val="x-none"/>
+        </w:rPr>
+        <w:t xml:space="preserve"> </w:t>
+      </w:r>
+      <w:r>
+        <w:t xml:space="preserve">any rights such Investor or a Beneficial Owner might otherwise have had under Section 220 of the Delaware General Corporation Law (or under similar rights under other applicable law) to inspect for any proper purpose and to make copies and extracts from the Company’s stock ledger, a list of its stockholders and its other books and records or the books and records of any subsidiary. This waiver applies only in such Investor’s capacity as a stockholder and does not affect any other information and inspection rights such Investor may expressly have pursuant to </w:t>
+      </w:r>
+      <w:r>
+        <w:rPr>
+          <w:u w:val="single"/>
+        </w:rPr>
+        <w:t xml:space="preserve">Sections </w:t>
+      </w:r>
+      <w:r>
+        <w:rPr>
+          <w:u w:val="single"/>
+        </w:rPr>
+        <w:fldChar w:fldCharType="begin"/>
+      </w:r>
+      <w:r>
+        <w:rPr>
+          <w:u w:val="single"/>
+        </w:rPr>
+        <w:instrText xml:space="preserve"> REF _Ref145425266 \w \h  \* MERGEFORMAT </w:instrText>
+      </w:r>
+      <w:r>
+        <w:rPr>
+          <w:u w:val="single"/>
+        </w:rPr>
+      </w:r>
+      <w:r>
+        <w:rPr>
+          <w:u w:val="single"/>
+        </w:rPr>
+        <w:fldChar w:fldCharType="separate"/>
+      </w:r>
+      <w:r>
+        <w:rPr>
+          <w:u w:val="single"/>
+        </w:rPr>
+        <w:t>3.1</w:t>
+      </w:r>
+      <w:r>
+        <w:rPr>
+          <w:u w:val="single"/>
+        </w:rPr>
+        <w:fldChar w:fldCharType="end"/>
+      </w:r>
+      <w:r>
+        <w:rPr>
+          <w:u w:val="single"/>
         </w:rPr>
         <w:t>,</w:t>
       </w:r>
-      <w:bookmarkStart w:id="244" w:name="_Ref162993663"/>
-      <w:bookmarkStart w:id="245" w:name="_Ref42252542"/>
-      <w:r>
-        <w:rPr>
-          <w:u w:val="none"/>
-        </w:rPr>
-        <w:t xml:space="preserve"> the Company shall not amend its Bylaws to amend, modify or terminate the Right of First Refusal over transfers of Common Stock in favor of the Company. </w:t>
-      </w:r>
+      <w:r>
+        <w:t xml:space="preserve"> </w:t>
+      </w:r>
+      <w:r>
+        <w:rPr>
+          <w:u w:val="single"/>
+        </w:rPr>
+        <w:fldChar w:fldCharType="begin"/>
+      </w:r>
+      <w:r>
+        <w:rPr>
+          <w:u w:val="single"/>
+        </w:rPr>
+        <w:instrText xml:space="preserve"> REF _Ref145425274 \w \h  \* MERGEFORMAT </w:instrText>
+      </w:r>
+      <w:r>
+        <w:rPr>
+          <w:u w:val="single"/>
+        </w:rPr>
+      </w:r>
+      <w:r>
+        <w:rPr>
+          <w:u w:val="single"/>
+        </w:rPr>
+        <w:fldChar w:fldCharType="separate"/>
+      </w:r>
+      <w:r>
+        <w:rPr>
+          <w:u w:val="single"/>
+        </w:rPr>
+        <w:t>3.2</w:t>
+      </w:r>
+      <w:r>
+        <w:rPr>
+          <w:u w:val="single"/>
+        </w:rPr>
+        <w:fldChar w:fldCharType="end"/>
+      </w:r>
+      <w:r>
+        <w:t xml:space="preserve">, or </w:t>
+      </w:r>
+      <w:r>
+        <w:rPr>
+          <w:u w:val="single"/>
+        </w:rPr>
+        <w:fldChar w:fldCharType="begin"/>
+      </w:r>
+      <w:r>
+        <w:rPr>
+          <w:u w:val="single"/>
+        </w:rPr>
+        <w:instrText xml:space="preserve"> REF _Ref145425287 \w \h  \* MERGEFORMAT </w:instrText>
+      </w:r>
+      <w:r>
+        <w:rPr>
+          <w:u w:val="single"/>
+        </w:rPr>
+      </w:r>
+      <w:r>
+        <w:rPr>
+          <w:u w:val="single"/>
+        </w:rPr>
+        <w:fldChar w:fldCharType="separate"/>
+      </w:r>
+      <w:r>
+        <w:rPr>
+          <w:u w:val="single"/>
+        </w:rPr>
+        <w:t>3.5(d)</w:t>
+      </w:r>
+      <w:r>
+        <w:rPr>
+          <w:u w:val="single"/>
+        </w:rPr>
+        <w:fldChar w:fldCharType="end"/>
+      </w:r>
+      <w:r>
+        <w:t xml:space="preserve"> of this Agreement. Each Investor hereby further warrants and represents that such Investor has reviewed this waiver with its legal counsel, and that such Investor knowingly and voluntarily waives its rights as a stockholder otherwise provided by Section 220 of the Delaware General Corporation Law (or under similar rights under other applicable law). </w:t>
+      </w:r>
+    </w:p>
+    <w:p>
+      <w:pPr>
+        <w:widowControl w:val="0"/>
+        <w:numPr>
+          <w:ilvl w:val="2"/>
+          <w:numId w:val="2"/>
+        </w:numPr>
+        <w:spacing w:before="240"/>
+        <w:jc w:val="both"/>
+        <w:outlineLvl w:val="2"/>
+        <w:rPr>
+          <w:b/>
+          <w:bCs/>
+          <w:i/>
+          <w:iCs/>
+          <w:lang w:eastAsia="ko-KR"/>
+        </w:rPr>
+      </w:pPr>
+      <w:r>
+        <w:rPr>
+          <w:lang w:eastAsia="ko-KR"/>
+        </w:rPr>
+        <w:t>Within 15 days after request by any Investor that is not a Major Investor (but no more frequently than once per each quarter of each fiscal year of the Company), the Company shall deliver to such requesting Investor a statement showing the number of shares of each class and series of capital stock and securities convertible into or exercisable for shares of capital stock outstanding at the end of the period, the Common Stock issuable upon conversion or exercise of any outstanding securities convertible or exercisable for Common Stock and the exchange ratio or exercise price applicable thereto, and the number of shares of issued stock options and stock options not yet issued but reserved for issuance, if any, all in sufficient detail as to permit the relevant Investors to calculate its respective percentage equity ownership in the Company.</w:t>
+      </w:r>
+    </w:p>
+    <w:p>
+      <w:pPr>
+        <w:pStyle w:val="Heading1"/>
+        <w:rPr>
+          <w:szCs w:val="22"/>
+        </w:rPr>
+      </w:pPr>
+      <w:bookmarkStart w:id="228" w:name="_Ref42252531"/>
+      <w:r>
+        <w:rPr>
+          <w:szCs w:val="22"/>
+          <w:u w:val="single"/>
+        </w:rPr>
+        <w:t>Rights to Future Stock Issuances</w:t>
+      </w:r>
+      <w:r>
+        <w:rPr>
+          <w:szCs w:val="22"/>
+        </w:rPr>
+        <w:t>.</w:t>
+      </w:r>
+      <w:bookmarkEnd w:id="228"/>
     </w:p>
     <w:p>
       <w:pPr>
         <w:pStyle w:val="Heading2"/>
         <w:rPr>
           <w:vanish/>
-          <w:u w:val="none"/>
           <w:specVanish/>
         </w:rPr>
       </w:pPr>
-      <w:r>
-        <w:t>Employee Agreements</w:t>
-      </w:r>
-      <w:bookmarkEnd w:id="244"/>
-      <w:r>
-        <w:rPr>
-          <w:u w:val="none"/>
-        </w:rPr>
+      <w:bookmarkStart w:id="229" w:name="_Ref145425540"/>
+      <w:bookmarkStart w:id="230" w:name="_Ref42252532"/>
+      <w:r>
+        <w:t>Right of First Offer</w:t>
+      </w:r>
+      <w:bookmarkEnd w:id="229"/>
+    </w:p>
+    <w:p>
+      <w:pPr>
+        <w:pStyle w:val="HeadingPara2"/>
+      </w:pPr>
+      <w:r>
+        <w:t xml:space="preserve">. Subject to the terms and conditions of this </w:t>
+      </w:r>
+      <w:r>
+        <w:rPr>
+          <w:u w:val="single"/>
+        </w:rPr>
+        <w:t xml:space="preserve">Section </w:t>
+      </w:r>
+      <w:r>
+        <w:rPr>
+          <w:color w:val="000000"/>
+          <w:u w:val="single"/>
+        </w:rPr>
+        <w:fldChar w:fldCharType="begin"/>
+      </w:r>
+      <w:r>
+        <w:rPr>
+          <w:color w:val="000000"/>
+          <w:u w:val="single"/>
+        </w:rPr>
+        <w:instrText xml:space="preserve"> REF _Ref42252532 \r \h \* MERGEFORMAT </w:instrText>
+      </w:r>
+      <w:r>
+        <w:rPr>
+          <w:color w:val="000000"/>
+          <w:u w:val="single"/>
+        </w:rPr>
+      </w:r>
+      <w:r>
+        <w:rPr>
+          <w:color w:val="000000"/>
+          <w:u w:val="single"/>
+        </w:rPr>
+        <w:fldChar w:fldCharType="separate"/>
+      </w:r>
+      <w:r>
+        <w:rPr>
+          <w:color w:val="000000"/>
+          <w:u w:val="single"/>
+        </w:rPr>
+        <w:t>4.1</w:t>
+      </w:r>
+      <w:r>
+        <w:rPr>
+          <w:color w:val="000000"/>
+          <w:u w:val="single"/>
+        </w:rPr>
+        <w:fldChar w:fldCharType="end"/>
+      </w:r>
+      <w:r>
+        <w:t xml:space="preserve"> and applicable securities laws, if the Company proposes to offer or sell any New Securities, the Company shall first offer such New Securities to each Major Investor. A Major Investor shall be entitled to apportion the right of first offer hereby granted to it in such proportions as it deems appropriate, among (i) itself, (ii) its Affiliates and (iii) its beneficial interest </w:t>
+      </w:r>
+      <w:bookmarkStart w:id="231" w:name="_9kMH5M6ZWu57789HZNyoix"/>
+      <w:bookmarkStart w:id="232" w:name="_9kMH5M6ZWu5778ACTNyoix"/>
+      <w:r>
+        <w:t>holders</w:t>
+      </w:r>
+      <w:bookmarkEnd w:id="231"/>
+      <w:bookmarkEnd w:id="232"/>
+      <w:r>
+        <w:t>, such as limited partners, members or any other Person having “beneficial ownership,” as such term is defined in Rule 13d-3 promulgated under the Exchange Act, of such Major Investor (“</w:t>
+      </w:r>
+      <w:r>
+        <w:rPr>
+          <w:b/>
+        </w:rPr>
+        <w:t>Investor Beneficial Owners</w:t>
+      </w:r>
+      <w:r>
+        <w:t xml:space="preserve">”); </w:t>
+      </w:r>
+      <w:r>
+        <w:rPr>
+          <w:u w:val="single"/>
+        </w:rPr>
+        <w:t>provided</w:t>
+      </w:r>
+      <w:r>
+        <w:t xml:space="preserve"> that each such Affiliate or Investor Beneficial Owner is not a Competitor or FOIA Party, unless such party’s purchase of New Securities is otherwise consented to by the Board of Directors (</w:t>
+      </w:r>
+      <w:r>
+        <w:rPr>
+          <w:u w:val="single"/>
+        </w:rPr>
+        <w:t>provided</w:t>
+      </w:r>
+      <w:r>
+        <w:t xml:space="preserve"> that any Competitor or FOIA Party shall not be entitled to any rights as a Major Investor under </w:t>
+      </w:r>
+      <w:r>
+        <w:rPr>
+          <w:u w:val="single"/>
+        </w:rPr>
+        <w:t xml:space="preserve">Sections </w:t>
+      </w:r>
+      <w:r>
+        <w:rPr>
+          <w:color w:val="000000"/>
+          <w:u w:val="single"/>
+        </w:rPr>
+        <w:fldChar w:fldCharType="begin"/>
+      </w:r>
+      <w:r>
+        <w:rPr>
+          <w:color w:val="000000"/>
+          <w:u w:val="single"/>
+        </w:rPr>
+        <w:instrText xml:space="preserve"> REF _Ref42252518 \r \h \* MERGEFORMAT </w:instrText>
+      </w:r>
+      <w:r>
+        <w:rPr>
+          <w:color w:val="000000"/>
+          <w:u w:val="single"/>
+        </w:rPr>
+      </w:r>
+      <w:r>
+        <w:rPr>
+          <w:color w:val="000000"/>
+          <w:u w:val="single"/>
+        </w:rPr>
+        <w:fldChar w:fldCharType="separate"/>
+      </w:r>
+      <w:r>
+        <w:rPr>
+          <w:color w:val="000000"/>
+          <w:u w:val="single"/>
+        </w:rPr>
+        <w:t>3.1</w:t>
+      </w:r>
+      <w:r>
+        <w:rPr>
+          <w:color w:val="000000"/>
+          <w:u w:val="single"/>
+        </w:rPr>
+        <w:fldChar w:fldCharType="end"/>
+      </w:r>
+      <w:r>
+        <w:t xml:space="preserve">, </w:t>
+      </w:r>
+      <w:r>
+        <w:rPr>
+          <w:color w:val="000000"/>
+          <w:u w:val="single"/>
+        </w:rPr>
+        <w:fldChar w:fldCharType="begin"/>
+      </w:r>
+      <w:r>
+        <w:rPr>
+          <w:color w:val="000000"/>
+          <w:u w:val="single"/>
+        </w:rPr>
+        <w:instrText xml:space="preserve"> REF _Ref42252526 \r \h \* MERGEFORMAT </w:instrText>
+      </w:r>
+      <w:r>
+        <w:rPr>
+          <w:color w:val="000000"/>
+          <w:u w:val="single"/>
+        </w:rPr>
+      </w:r>
+      <w:r>
+        <w:rPr>
+          <w:color w:val="000000"/>
+          <w:u w:val="single"/>
+        </w:rPr>
+        <w:fldChar w:fldCharType="separate"/>
+      </w:r>
+      <w:r>
+        <w:rPr>
+          <w:color w:val="000000"/>
+          <w:u w:val="single"/>
+        </w:rPr>
+        <w:t>3.2</w:t>
+      </w:r>
+      <w:r>
+        <w:rPr>
+          <w:color w:val="000000"/>
+          <w:u w:val="single"/>
+        </w:rPr>
+        <w:fldChar w:fldCharType="end"/>
+      </w:r>
+      <w:r>
+        <w:t xml:space="preserve"> and </w:t>
+      </w:r>
+      <w:r>
+        <w:rPr>
+          <w:color w:val="000000"/>
+          <w:u w:val="single"/>
+        </w:rPr>
+        <w:fldChar w:fldCharType="begin"/>
+      </w:r>
+      <w:r>
+        <w:rPr>
+          <w:color w:val="000000"/>
+          <w:u w:val="single"/>
+        </w:rPr>
+        <w:instrText xml:space="preserve"> REF _Ref42252532 \r \h \* MERGEFORMAT </w:instrText>
+      </w:r>
+      <w:r>
+        <w:rPr>
+          <w:color w:val="000000"/>
+          <w:u w:val="single"/>
+        </w:rPr>
+      </w:r>
+      <w:r>
+        <w:rPr>
+          <w:color w:val="000000"/>
+          <w:u w:val="single"/>
+        </w:rPr>
+        <w:fldChar w:fldCharType="separate"/>
+      </w:r>
+      <w:r>
+        <w:rPr>
+          <w:color w:val="000000"/>
+          <w:u w:val="single"/>
+        </w:rPr>
+        <w:t>4.1</w:t>
+      </w:r>
+      <w:r>
+        <w:rPr>
+          <w:color w:val="000000"/>
+          <w:u w:val="single"/>
+        </w:rPr>
+        <w:fldChar w:fldCharType="end"/>
+      </w:r>
+      <w:r>
+        <w:t xml:space="preserve"> hereof) and </w:t>
+      </w:r>
+      <w:r>
+        <w:rPr>
+          <w:u w:val="single"/>
+        </w:rPr>
+        <w:t xml:space="preserve">provided </w:t>
+      </w:r>
+      <w:r>
+        <w:t>that the Company shall not be obligated to offer or sell any New Securities to any person or entity</w:t>
+      </w:r>
+      <w:bookmarkStart w:id="233" w:name="_Hlk136867592"/>
+      <w:r>
+        <w:t xml:space="preserve"> that is a Sanctioned Party</w:t>
+      </w:r>
+      <w:bookmarkEnd w:id="233"/>
+      <w:r>
         <w:t>.</w:t>
+      </w:r>
+      <w:bookmarkEnd w:id="230"/>
+    </w:p>
+    <w:p>
+      <w:pPr>
+        <w:pStyle w:val="Heading3"/>
+      </w:pPr>
+      <w:bookmarkStart w:id="234" w:name="_Ref42252533"/>
+      <w:r>
+        <w:t>The Company shall give notice (the “</w:t>
+      </w:r>
+      <w:r>
+        <w:rPr>
+          <w:b/>
+        </w:rPr>
+        <w:t>Offer Notice</w:t>
+      </w:r>
+      <w:r>
+        <w:t>”) to each Major Investor, stating (i) its bona fide intention to offer such New Securities, (ii) the number of such New Securities to be offered, and (iii) the price and terms, if any, upon which it proposes to offer such New Securities.</w:t>
+      </w:r>
+      <w:bookmarkEnd w:id="234"/>
+    </w:p>
+    <w:p>
+      <w:pPr>
+        <w:pStyle w:val="Heading3"/>
+      </w:pPr>
+      <w:bookmarkStart w:id="235" w:name="_Ref42252534"/>
+      <w:r>
+        <w:t>By notification to the Company within 20 days after the Offer Notice is given, each Major Investor may elect to purchase or otherwise acquire, at the price and on the terms specified in the Offer Notice, up to that portion of such New Securities which equals the proportion that</w:t>
+      </w:r>
+      <w:r>
+        <w:t xml:space="preserve"> (x)</w:t>
+      </w:r>
+      <w:r>
+        <w:t xml:space="preserve"> the Common Stock then held by such Major Investor (including all shares of Common Stock then issuable (directly or indirectly) upon conversion and/or exercise, as applicable, of the Preferred Stock and any other Derivative Securities then held by such Major Investor) bears to</w:t>
+      </w:r>
+      <w:r>
+        <w:t xml:space="preserve"> (y)</w:t>
+      </w:r>
+      <w:r>
+        <w:t xml:space="preserve"> the total Common Stock of the Company then outstanding (assuming full conversion and/or exercise, as applicable, of all Preferred Stock and any other Derivative Securities then outstanding).</w:t>
+      </w:r>
+      <w:bookmarkEnd w:id="19"/>
+      <w:r>
+        <w:t xml:space="preserve"> At the expiration of such </w:t>
+      </w:r>
+      <w:proofErr w:type="gramStart"/>
+      <w:r>
+        <w:t>20 day</w:t>
+      </w:r>
+      <w:proofErr w:type="gramEnd"/>
+      <w:r>
+        <w:t xml:space="preserve"> period, the Company shall promptly notify each Major Investor that elects to purchase or acquire all the shares available to it (each, a “</w:t>
+      </w:r>
+      <w:r>
+        <w:rPr>
+          <w:b/>
+        </w:rPr>
+        <w:t>Fully Exercising Investor</w:t>
+      </w:r>
+      <w:r>
+        <w:t>”) of any other Major Investor’s failure to do likewise. During the ten-day period commencing after the Company has given such notice, each Fully Exercising Investor may, by giving notice to the Company, elect to purchase or acquire, in addition to the number of shares specified above, up to that portion of the New Securities for which Major Investors were entitled to subscribe but that were not subscribed for by the Major Investors which is equal to the proportion that the Common Stock issued and held, or issuable (directly or indirectly) upon conversion and/or exercise, as applicable, of Preferred Stock and any other Derivative Securities then held, by such Fully Exercising Investor bears to the Common Stock issued and held, or issuable (directly or indirectly) upon conversion and/or exercise, as applicable, of the Preferred Stock and any other Derivative Securities then held, by all Fully Exercising Investors who wish to purchase such unsubscribed shares.</w:t>
+      </w:r>
+      <w:bookmarkEnd w:id="20"/>
+      <w:r>
+        <w:t xml:space="preserve"> The </w:t>
+      </w:r>
+      <w:bookmarkStart w:id="236" w:name="_9kMKJ5YVt466789MEx50wv"/>
+      <w:r>
+        <w:t>closing</w:t>
+      </w:r>
+      <w:bookmarkEnd w:id="236"/>
+      <w:r>
+        <w:t xml:space="preserve"> of any sale pursuant to this </w:t>
+      </w:r>
+      <w:r>
+        <w:rPr>
+          <w:u w:val="single"/>
+        </w:rPr>
+        <w:t xml:space="preserve">Section </w:t>
+      </w:r>
+      <w:r>
+        <w:rPr>
+          <w:u w:val="single"/>
+        </w:rPr>
+        <w:fldChar w:fldCharType="begin"/>
+      </w:r>
+      <w:r>
+        <w:rPr>
+          <w:u w:val="single"/>
+        </w:rPr>
+        <w:instrText xml:space="preserve"> REF _Ref42252534 \w \h\*MERGEFORMAT </w:instrText>
+      </w:r>
+      <w:r>
+        <w:rPr>
+          <w:u w:val="single"/>
+        </w:rPr>
+      </w:r>
+      <w:r>
+        <w:rPr>
+          <w:u w:val="single"/>
+        </w:rPr>
+        <w:fldChar w:fldCharType="separate"/>
+      </w:r>
+      <w:r>
+        <w:rPr>
+          <w:u w:val="single"/>
+        </w:rPr>
+        <w:t>4.1(b)</w:t>
+      </w:r>
+      <w:r>
+        <w:rPr>
+          <w:u w:val="single"/>
+        </w:rPr>
+        <w:fldChar w:fldCharType="end"/>
+      </w:r>
+      <w:r>
+        <w:t xml:space="preserve"> shall occur within the later of 120 days of the date that the Offer Notice is given and the date of initial sale of New Securities pursuant to </w:t>
+      </w:r>
+      <w:r>
+        <w:rPr>
+          <w:u w:val="single"/>
+        </w:rPr>
+        <w:t xml:space="preserve">Section </w:t>
+      </w:r>
+      <w:r>
+        <w:rPr>
+          <w:u w:val="single"/>
+        </w:rPr>
+        <w:fldChar w:fldCharType="begin"/>
+      </w:r>
+      <w:r>
+        <w:rPr>
+          <w:u w:val="single"/>
+        </w:rPr>
+        <w:instrText xml:space="preserve"> REF _Ref42252535 \w \h\*MERGEFORMAT </w:instrText>
+      </w:r>
+      <w:r>
+        <w:rPr>
+          <w:u w:val="single"/>
+        </w:rPr>
+      </w:r>
+      <w:r>
+        <w:rPr>
+          <w:u w:val="single"/>
+        </w:rPr>
+        <w:fldChar w:fldCharType="separate"/>
+      </w:r>
+      <w:r>
+        <w:rPr>
+          <w:u w:val="single"/>
+        </w:rPr>
+        <w:t>4.1(c)</w:t>
+      </w:r>
+      <w:r>
+        <w:rPr>
+          <w:u w:val="single"/>
+        </w:rPr>
+        <w:fldChar w:fldCharType="end"/>
+      </w:r>
+      <w:r>
+        <w:t>.</w:t>
+      </w:r>
+      <w:bookmarkEnd w:id="235"/>
+    </w:p>
+    <w:p>
+      <w:pPr>
+        <w:pStyle w:val="Heading3"/>
+      </w:pPr>
+      <w:bookmarkStart w:id="237" w:name="_Ref42252535"/>
+      <w:r>
+        <w:t xml:space="preserve">If all New Securities referred to in the Offer Notice are not elected to be purchased or acquired as provided in </w:t>
+      </w:r>
+      <w:r>
+        <w:rPr>
+          <w:u w:val="single"/>
+        </w:rPr>
+        <w:t xml:space="preserve">Section </w:t>
+      </w:r>
+      <w:r>
+        <w:rPr>
+          <w:u w:val="single"/>
+        </w:rPr>
+        <w:fldChar w:fldCharType="begin"/>
+      </w:r>
+      <w:r>
+        <w:rPr>
+          <w:u w:val="single"/>
+        </w:rPr>
+        <w:instrText xml:space="preserve"> REF _Ref42252534 \w \h\*MERGEFORMAT </w:instrText>
+      </w:r>
+      <w:r>
+        <w:rPr>
+          <w:u w:val="single"/>
+        </w:rPr>
+      </w:r>
+      <w:r>
+        <w:rPr>
+          <w:u w:val="single"/>
+        </w:rPr>
+        <w:fldChar w:fldCharType="separate"/>
+      </w:r>
+      <w:r>
+        <w:rPr>
+          <w:u w:val="single"/>
+        </w:rPr>
+        <w:t>4.1(b)</w:t>
+      </w:r>
+      <w:r>
+        <w:rPr>
+          <w:u w:val="single"/>
+        </w:rPr>
+        <w:fldChar w:fldCharType="end"/>
+      </w:r>
+      <w:r>
+        <w:t xml:space="preserve">, the Company may, during the 120 day period following the expiration of the periods provided in </w:t>
+      </w:r>
+      <w:r>
+        <w:rPr>
+          <w:u w:val="single"/>
+        </w:rPr>
+        <w:t xml:space="preserve">Section </w:t>
+      </w:r>
+      <w:r>
+        <w:rPr>
+          <w:u w:val="single"/>
+        </w:rPr>
+        <w:fldChar w:fldCharType="begin"/>
+      </w:r>
+      <w:r>
+        <w:rPr>
+          <w:u w:val="single"/>
+        </w:rPr>
+        <w:instrText xml:space="preserve"> REF _Ref42252534 \w \h\*MERGEFORMAT </w:instrText>
+      </w:r>
+      <w:r>
+        <w:rPr>
+          <w:u w:val="single"/>
+        </w:rPr>
+      </w:r>
+      <w:r>
+        <w:rPr>
+          <w:u w:val="single"/>
+        </w:rPr>
+        <w:fldChar w:fldCharType="separate"/>
+      </w:r>
+      <w:r>
+        <w:rPr>
+          <w:u w:val="single"/>
+        </w:rPr>
+        <w:t>4.1(b)</w:t>
+      </w:r>
+      <w:r>
+        <w:rPr>
+          <w:u w:val="single"/>
+        </w:rPr>
+        <w:fldChar w:fldCharType="end"/>
+      </w:r>
+      <w:r>
+        <w:t xml:space="preserve">, offer and sell the remaining unsubscribed portion of such New Securities to any Person or Persons at a price not less than, and upon terms no more favorable to the offeree than, those specified in the Offer Notice. If the Company does not enter into an agreement for the sale of the New Securities within such period, or if such agreement is not consummated within 30 days of the execution thereof, the right provided hereunder shall be deemed to be revived and such New Securities shall not be offered unless first reoffered to the Major Investors in accordance with this </w:t>
+      </w:r>
+      <w:r>
+        <w:rPr>
+          <w:u w:val="single"/>
+        </w:rPr>
+        <w:t xml:space="preserve">Section </w:t>
+      </w:r>
+      <w:r>
+        <w:rPr>
+          <w:color w:val="000000"/>
+          <w:u w:val="single"/>
+        </w:rPr>
+        <w:fldChar w:fldCharType="begin"/>
+      </w:r>
+      <w:r>
+        <w:rPr>
+          <w:color w:val="000000"/>
+          <w:u w:val="single"/>
+        </w:rPr>
+        <w:instrText xml:space="preserve"> REF _Ref42252532 \r \h \* MERGEFORMAT </w:instrText>
+      </w:r>
+      <w:r>
+        <w:rPr>
+          <w:color w:val="000000"/>
+          <w:u w:val="single"/>
+        </w:rPr>
+      </w:r>
+      <w:r>
+        <w:rPr>
+          <w:color w:val="000000"/>
+          <w:u w:val="single"/>
+        </w:rPr>
+        <w:fldChar w:fldCharType="separate"/>
+      </w:r>
+      <w:r>
+        <w:rPr>
+          <w:color w:val="000000"/>
+          <w:u w:val="single"/>
+        </w:rPr>
+        <w:t>4.1</w:t>
+      </w:r>
+      <w:r>
+        <w:rPr>
+          <w:color w:val="000000"/>
+          <w:u w:val="single"/>
+        </w:rPr>
+        <w:fldChar w:fldCharType="end"/>
+      </w:r>
+      <w:r>
+        <w:t>.</w:t>
+      </w:r>
+      <w:bookmarkEnd w:id="237"/>
+    </w:p>
+    <w:p>
+      <w:pPr>
+        <w:pStyle w:val="Heading3"/>
+      </w:pPr>
+      <w:bookmarkStart w:id="238" w:name="_Ref42252536"/>
+      <w:r>
+        <w:t xml:space="preserve">The right of first offer in this </w:t>
+      </w:r>
+      <w:r>
+        <w:rPr>
+          <w:u w:val="single"/>
+        </w:rPr>
+        <w:t xml:space="preserve">Section </w:t>
+      </w:r>
+      <w:r>
+        <w:rPr>
+          <w:color w:val="000000"/>
+          <w:u w:val="single"/>
+        </w:rPr>
+        <w:fldChar w:fldCharType="begin"/>
+      </w:r>
+      <w:r>
+        <w:rPr>
+          <w:color w:val="000000"/>
+          <w:u w:val="single"/>
+        </w:rPr>
+        <w:instrText xml:space="preserve"> REF _Ref42252532 \r \h \* MERGEFORMAT </w:instrText>
+      </w:r>
+      <w:r>
+        <w:rPr>
+          <w:color w:val="000000"/>
+          <w:u w:val="single"/>
+        </w:rPr>
+      </w:r>
+      <w:r>
+        <w:rPr>
+          <w:color w:val="000000"/>
+          <w:u w:val="single"/>
+        </w:rPr>
+        <w:fldChar w:fldCharType="separate"/>
+      </w:r>
+      <w:r>
+        <w:rPr>
+          <w:color w:val="000000"/>
+          <w:u w:val="single"/>
+        </w:rPr>
+        <w:t>4.1</w:t>
+      </w:r>
+      <w:r>
+        <w:rPr>
+          <w:color w:val="000000"/>
+          <w:u w:val="single"/>
+        </w:rPr>
+        <w:fldChar w:fldCharType="end"/>
+      </w:r>
+      <w:r>
+        <w:t xml:space="preserve"> shall not be applicable to (i) </w:t>
+      </w:r>
+      <w:bookmarkStart w:id="239" w:name="_9kR3WTr1AB4CEMQxnz7xiXTk1H69Aw7"/>
+      <w:r>
+        <w:t>Exempted Securities</w:t>
+      </w:r>
+      <w:bookmarkEnd w:id="239"/>
+      <w:r>
+        <w:t xml:space="preserve"> (as defined in the Certificate of Incorporation); (ii) shares of Common Stock issued in the IPO; and (iii) the issuance of shares of Preferred Stock pursuant to the Purchase Agreement.</w:t>
+      </w:r>
+      <w:bookmarkEnd w:id="238"/>
+    </w:p>
+    <w:p>
+      <w:pPr>
+        <w:pStyle w:val="Heading2"/>
+        <w:rPr>
+          <w:vanish/>
+          <w:specVanish/>
+        </w:rPr>
+      </w:pPr>
+      <w:bookmarkStart w:id="240" w:name="_Ref42252539"/>
+      <w:r>
+        <w:t>Termination</w:t>
+      </w:r>
+    </w:p>
+    <w:p>
+      <w:pPr>
+        <w:pStyle w:val="HeadingPara2"/>
+      </w:pPr>
+      <w:r>
+        <w:t xml:space="preserve">. The covenants set forth in </w:t>
+      </w:r>
+      <w:r>
+        <w:rPr>
+          <w:u w:val="single"/>
+        </w:rPr>
+        <w:t xml:space="preserve">Section </w:t>
+      </w:r>
+      <w:r>
+        <w:rPr>
+          <w:color w:val="000000"/>
+          <w:u w:val="single"/>
+        </w:rPr>
+        <w:fldChar w:fldCharType="begin"/>
+      </w:r>
+      <w:r>
+        <w:rPr>
+          <w:color w:val="000000"/>
+          <w:u w:val="single"/>
+        </w:rPr>
+        <w:instrText xml:space="preserve"> REF _Ref42252532 \r \h \* MERGEFORMAT </w:instrText>
+      </w:r>
+      <w:r>
+        <w:rPr>
+          <w:color w:val="000000"/>
+          <w:u w:val="single"/>
+        </w:rPr>
+      </w:r>
+      <w:r>
+        <w:rPr>
+          <w:color w:val="000000"/>
+          <w:u w:val="single"/>
+        </w:rPr>
+        <w:fldChar w:fldCharType="separate"/>
+      </w:r>
+      <w:r>
+        <w:rPr>
+          <w:color w:val="000000"/>
+          <w:u w:val="single"/>
+        </w:rPr>
+        <w:t>4.1</w:t>
+      </w:r>
+      <w:r>
+        <w:rPr>
+          <w:color w:val="000000"/>
+          <w:u w:val="single"/>
+        </w:rPr>
+        <w:fldChar w:fldCharType="end"/>
+      </w:r>
+      <w:r>
+        <w:t xml:space="preserve"> shall terminate and be of no further force or effect (i) immediately before the consummation of the IPO, or (ii) upon the </w:t>
+      </w:r>
+      <w:bookmarkStart w:id="241" w:name="_9kMLK5YVt466789MEx50wv"/>
+      <w:r>
+        <w:t>closing</w:t>
+      </w:r>
+      <w:bookmarkEnd w:id="241"/>
+      <w:r>
+        <w:t xml:space="preserve"> of a Deemed Liquidation Event </w:t>
+      </w:r>
+      <w:bookmarkStart w:id="242" w:name="_Hlk114019935"/>
+      <w:r>
+        <w:t>i</w:t>
+      </w:r>
+      <w:r>
+        <w:t xml:space="preserve">n which the consideration received by the Investors in such Deemed Liquidation Event is in the form of cash and/or publicly traded securities, or if the Investors receive participation rights from the acquiring company or other successor to the Company reasonably comparable to those set forth in </w:t>
+      </w:r>
+      <w:r>
+        <w:rPr>
+          <w:u w:val="single"/>
+        </w:rPr>
+        <w:t xml:space="preserve">this Section </w:t>
+      </w:r>
+      <w:r>
+        <w:rPr>
+          <w:u w:val="single"/>
+        </w:rPr>
+        <w:fldChar w:fldCharType="begin"/>
+      </w:r>
+      <w:r>
+        <w:rPr>
+          <w:u w:val="single"/>
+        </w:rPr>
+        <w:instrText xml:space="preserve"> REF _Ref42252531 \w \h </w:instrText>
+      </w:r>
+      <w:r>
+        <w:rPr>
+          <w:u w:val="single"/>
+        </w:rPr>
+      </w:r>
+      <w:r>
+        <w:rPr>
+          <w:u w:val="single"/>
+        </w:rPr>
+        <w:fldChar w:fldCharType="separate"/>
+      </w:r>
+      <w:r>
+        <w:rPr>
+          <w:u w:val="single"/>
+        </w:rPr>
+        <w:t>4</w:t>
+      </w:r>
+      <w:r>
+        <w:rPr>
+          <w:u w:val="single"/>
+        </w:rPr>
+        <w:fldChar w:fldCharType="end"/>
+      </w:r>
+      <w:r>
+        <w:t xml:space="preserve"> </w:t>
+      </w:r>
+      <w:bookmarkEnd w:id="242"/>
+      <w:r>
+        <w:t>whichever event occurs first.</w:t>
+      </w:r>
+      <w:bookmarkEnd w:id="21"/>
+      <w:bookmarkEnd w:id="22"/>
+      <w:bookmarkEnd w:id="240"/>
+    </w:p>
+    <w:p>
+      <w:pPr>
+        <w:pStyle w:val="Heading1"/>
+        <w:rPr>
+          <w:szCs w:val="22"/>
+        </w:rPr>
+      </w:pPr>
+      <w:bookmarkStart w:id="243" w:name="_Ref42252540"/>
+      <w:r>
+        <w:rPr>
+          <w:szCs w:val="22"/>
+          <w:u w:val="single"/>
+        </w:rPr>
+        <w:t>Additional Covenants</w:t>
+      </w:r>
+      <w:r>
+        <w:rPr>
+          <w:szCs w:val="22"/>
+        </w:rPr>
+        <w:t>.</w:t>
+      </w:r>
+      <w:bookmarkEnd w:id="243"/>
+    </w:p>
+    <w:p>
+      <w:pPr>
+        <w:pStyle w:val="Heading2"/>
+        <w:rPr>
+          <w:vanish/>
+          <w:specVanish/>
+        </w:rPr>
+      </w:pPr>
+      <w:r>
+        <w:t>Bylaws</w:t>
       </w:r>
     </w:p>
     <w:p>
@@ -8251,6 +8482,7 @@
           <w:ilvl w:val="0"/>
           <w:numId w:val="0"/>
         </w:numPr>
+        <w:ind w:left="720"/>
         <w:rPr>
           <w:u w:val="none"/>
         </w:rPr>
@@ -8259,528 +8491,28 @@
         <w:rPr>
           <w:u w:val="none"/>
         </w:rPr>
-        <w:t xml:space="preserve"> Unless otherwise approved by the Board of Directors, the Company </w:t>
+        <w:t xml:space="preserve">. Unless otherwise approved by the </w:t>
       </w:r>
       <w:r>
         <w:rPr>
           <w:u w:val="none"/>
         </w:rPr>
-        <w:t xml:space="preserve">(a) </w:t>
+        <w:t>Requisite Holders</w:t>
       </w:r>
       <w:r>
         <w:rPr>
           <w:u w:val="none"/>
         </w:rPr>
-        <w:t>will cause each Person now or hereafter employed by it or by any subsidiary (or engaged by the Company or any subsidiary as a consultant/independent contractor) with access to confidential information and/or trade secrets to enter into a nondisclosure, proprietary rights assignment agreement</w:t>
-      </w:r>
+        <w:t>,</w:t>
+      </w:r>
+      <w:bookmarkStart w:id="244" w:name="_Ref162993663"/>
+      <w:bookmarkStart w:id="245" w:name="_Ref42252542"/>
       <w:r>
         <w:rPr>
           <w:u w:val="none"/>
         </w:rPr>
-        <w:t>;</w:t>
-      </w:r>
-      <w:r>
-        <w:rPr>
-          <w:u w:val="none"/>
-        </w:rPr>
-        <w:t xml:space="preserve"> and</w:t>
-      </w:r>
-      <w:r>
-        <w:rPr>
-          <w:u w:val="none"/>
-        </w:rPr>
-        <w:t xml:space="preserve"> (b)</w:t>
-      </w:r>
-      <w:bookmarkEnd w:id="23"/>
-      <w:r>
-        <w:rPr>
-          <w:u w:val="none"/>
-        </w:rPr>
-        <w:t xml:space="preserve"> shall not amend, modify, terminate, waive, or otherwise alter, in whole or in part, any of the above-referenced agreements or any restricted stock agreement between the Company and any employee</w:t>
-      </w:r>
-      <w:r>
-        <w:rPr>
-          <w:u w:val="none"/>
-        </w:rPr>
-        <w:t>.</w:t>
-      </w:r>
-      <w:bookmarkEnd w:id="245"/>
-    </w:p>
-    <w:p>
-      <w:pPr>
-        <w:pStyle w:val="Heading2"/>
-        <w:rPr>
-          <w:vanish/>
-          <w:specVanish/>
-        </w:rPr>
-      </w:pPr>
-      <w:bookmarkStart w:id="246" w:name="_Ref42252543"/>
-      <w:r>
-        <w:t>Employee Stock</w:t>
-      </w:r>
-    </w:p>
-    <w:p>
-      <w:pPr>
-        <w:pStyle w:val="HeadingPara2"/>
-      </w:pPr>
-      <w:r>
-        <w:t xml:space="preserve">. Unless otherwise approved by the Board of Directors, all employees of the Company who purchase, receive options to purchase, or receive awards of shares of the Company’s capital stock after the date hereof shall be required to execute restricted stock or option agreements, as applicable, providing for (i) vesting of shares over a four year period, with the first 25% of such shares vesting following 12 months of continued employment or service, and the remaining shares vesting in equal monthly installments over the following 36 months, and (ii) a market stand-off provision substantially similar to that in </w:t>
-      </w:r>
-      <w:r>
-        <w:rPr>
-          <w:u w:val="single"/>
-        </w:rPr>
-        <w:t xml:space="preserve">Section </w:t>
-      </w:r>
-      <w:r>
-        <w:rPr>
-          <w:color w:val="000000"/>
-          <w:u w:val="single"/>
-        </w:rPr>
-        <w:fldChar w:fldCharType="begin"/>
-      </w:r>
-      <w:r>
-        <w:rPr>
-          <w:color w:val="000000"/>
-          <w:u w:val="single"/>
-        </w:rPr>
-        <w:instrText xml:space="preserve"> REF _Ref42252508 \r \h \* MERGEFORMAT </w:instrText>
-      </w:r>
-      <w:r>
-        <w:rPr>
-          <w:color w:val="000000"/>
-          <w:u w:val="single"/>
-        </w:rPr>
-      </w:r>
-      <w:r>
-        <w:rPr>
-          <w:color w:val="000000"/>
-          <w:u w:val="single"/>
-        </w:rPr>
-        <w:fldChar w:fldCharType="separate"/>
-      </w:r>
-      <w:r>
-        <w:rPr>
-          <w:color w:val="000000"/>
-          <w:u w:val="single"/>
-        </w:rPr>
-        <w:t>2.11</w:t>
-      </w:r>
-      <w:r>
-        <w:rPr>
-          <w:color w:val="000000"/>
-          <w:u w:val="single"/>
-        </w:rPr>
-        <w:fldChar w:fldCharType="end"/>
-      </w:r>
-      <w:r>
-        <w:t xml:space="preserve">. Without the prior approval by the Board of Directors, the Company shall not amend, modify, terminate, waive or otherwise alter, in whole or in part, any stock purchase, stock restriction or option agreement with any existing employee or service provider if such amendment would cause it to </w:t>
-      </w:r>
-      <w:r>
-        <w:lastRenderedPageBreak/>
-        <w:t xml:space="preserve">be inconsistent with this </w:t>
-      </w:r>
-      <w:r>
-        <w:rPr>
-          <w:u w:val="single"/>
-        </w:rPr>
-        <w:t xml:space="preserve">Section </w:t>
-      </w:r>
-      <w:r>
-        <w:rPr>
-          <w:color w:val="000000"/>
-          <w:u w:val="single"/>
-        </w:rPr>
-        <w:fldChar w:fldCharType="begin"/>
-      </w:r>
-      <w:r>
-        <w:rPr>
-          <w:color w:val="000000"/>
-          <w:u w:val="single"/>
-        </w:rPr>
-        <w:instrText xml:space="preserve"> REF _Ref42252543 \r \h \* MERGEFORMAT </w:instrText>
-      </w:r>
-      <w:r>
-        <w:rPr>
-          <w:color w:val="000000"/>
-          <w:u w:val="single"/>
-        </w:rPr>
-      </w:r>
-      <w:r>
-        <w:rPr>
-          <w:color w:val="000000"/>
-          <w:u w:val="single"/>
-        </w:rPr>
-        <w:fldChar w:fldCharType="separate"/>
-      </w:r>
-      <w:r>
-        <w:rPr>
-          <w:color w:val="000000"/>
-          <w:u w:val="single"/>
-        </w:rPr>
-        <w:t>5.3</w:t>
-      </w:r>
-      <w:r>
-        <w:rPr>
-          <w:color w:val="000000"/>
-          <w:u w:val="single"/>
-        </w:rPr>
-        <w:fldChar w:fldCharType="end"/>
-      </w:r>
-      <w:r>
-        <w:t xml:space="preserve">. In addition, unless otherwise approved by the Board of Directors, the Company (x) shall not offer, allow or agree to any acceleration of vesting for its employees or consultants, and (y) shall retain (and not waive) a “right of first refusal” on employee transfers until the Company’s IPO, and shall have the right to repurchase unvested shares at cost upon termination of employment of a </w:t>
-      </w:r>
-      <w:bookmarkStart w:id="247" w:name="_9kMH7O6ZWu57789HZNyoix"/>
-      <w:bookmarkStart w:id="248" w:name="_9kMH7O6ZWu5778ACTNyoix"/>
-      <w:r>
-        <w:t>holder</w:t>
-      </w:r>
-      <w:bookmarkEnd w:id="247"/>
-      <w:bookmarkEnd w:id="248"/>
-      <w:r>
-        <w:t xml:space="preserve"> of restricted stock.</w:t>
-      </w:r>
-      <w:bookmarkEnd w:id="246"/>
-    </w:p>
-    <w:p>
-      <w:pPr>
-        <w:pStyle w:val="Heading2"/>
-        <w:rPr>
-          <w:vanish/>
-          <w:specVanish/>
-        </w:rPr>
-      </w:pPr>
-      <w:bookmarkStart w:id="249" w:name="_Ref140257873"/>
-      <w:bookmarkStart w:id="250" w:name="_Ref42252544"/>
-      <w:r>
-        <w:t>Qualified Small Business Stock</w:t>
-      </w:r>
-      <w:bookmarkEnd w:id="249"/>
-    </w:p>
-    <w:p>
-      <w:pPr>
-        <w:pStyle w:val="HeadingPara2"/>
-      </w:pPr>
-      <w:r>
-        <w:t xml:space="preserve">. </w:t>
-      </w:r>
-      <w:bookmarkStart w:id="251" w:name="_Hlk114651905"/>
-      <w:r>
-        <w:t>The</w:t>
-      </w:r>
-      <w:r>
-        <w:t xml:space="preserve"> Company shall use commercially reasonable efforts to refrain from taking any action that could reasonably be expected to cause the shares of Series A Preferred Stock</w:t>
-      </w:r>
-      <w:bookmarkEnd w:id="251"/>
-      <w:r>
-        <w:t>, as well as any shares into which such shares are converted, within the meaning of Section 1202(f) of the Internal Revenue Code (the “</w:t>
-      </w:r>
-      <w:r>
-        <w:rPr>
-          <w:b/>
-          <w:bCs/>
-        </w:rPr>
-        <w:t>Code</w:t>
-      </w:r>
-      <w:r>
-        <w:t xml:space="preserve">”), to fail to qualify as “qualified small business stock” as defined in Section 1202(c) of the Code; </w:t>
-      </w:r>
-      <w:r>
-        <w:rPr>
-          <w:u w:val="single"/>
-        </w:rPr>
-        <w:t>provided</w:t>
-      </w:r>
-      <w:r>
-        <w:t xml:space="preserve">, </w:t>
-      </w:r>
-      <w:r>
-        <w:rPr>
-          <w:u w:val="single"/>
-        </w:rPr>
-        <w:t>however</w:t>
-      </w:r>
-      <w:r>
-        <w:t xml:space="preserve">, that such requirement shall not be applicable if the Board of Directors determines, in its good-faith business judgment, that such qualification is inconsistent with the best interests of the Company. The Company shall submit to the Investors and to the Internal Revenue Service any reports that may be required under Section 1202(d)(1)(C) of the Code. In addition, within 20 business days after any Investor’s written request therefor, the Company shall deliver to such Investor a checklist in substantially the same form as </w:t>
-      </w:r>
-      <w:r>
-        <w:rPr>
-          <w:u w:val="single"/>
-        </w:rPr>
-        <w:t>Annex 1</w:t>
-      </w:r>
-      <w:r>
-        <w:t>. The Company shall use commercially reasonable efforts to ensure the accuracy of any such checklist, but in no event shall the Company be liable to the Investors or any other person for any damages arising from any errors or inaccuracies in such report or checklist, unless made by the Company in a manner either grossly negligent or fraudulent.</w:t>
-      </w:r>
-      <w:bookmarkEnd w:id="250"/>
-    </w:p>
-    <w:p>
-      <w:pPr>
-        <w:pStyle w:val="Heading2"/>
-        <w:rPr>
-          <w:vanish/>
-          <w:specVanish/>
-        </w:rPr>
-      </w:pPr>
-      <w:bookmarkStart w:id="252" w:name="_Ref42252560"/>
-      <w:r>
-        <w:rPr>
-          <w:lang w:eastAsia="ko-KR"/>
-        </w:rPr>
-        <w:t>Right to Conduct Activities</w:t>
-      </w:r>
-    </w:p>
-    <w:p>
-      <w:pPr>
-        <w:pStyle w:val="HeadingPara2"/>
-        <w:rPr>
-          <w:lang w:eastAsia="ko-KR"/>
-        </w:rPr>
-      </w:pPr>
-      <w:r>
-        <w:rPr>
-          <w:lang w:eastAsia="ko-KR"/>
-        </w:rPr>
-        <w:t xml:space="preserve">. The Company hereby agrees and acknowledges that each </w:t>
-      </w:r>
-      <w:r>
-        <w:rPr>
-          <w:lang w:eastAsia="ko-KR"/>
-        </w:rPr>
-        <w:t>Investor that is a venture capital fund or other investment fund</w:t>
-      </w:r>
-      <w:r>
-        <w:rPr>
-          <w:lang w:eastAsia="ko-KR"/>
-        </w:rPr>
-        <w:t xml:space="preserve"> (together with its Affiliates</w:t>
-      </w:r>
-      <w:r>
-        <w:t>)</w:t>
-      </w:r>
-      <w:r>
-        <w:rPr>
-          <w:bCs/>
-        </w:rPr>
-        <w:t xml:space="preserve"> (each, a “</w:t>
-      </w:r>
-      <w:r>
-        <w:rPr>
-          <w:b/>
-          <w:bCs/>
-        </w:rPr>
-        <w:t>Professional Investment Organization</w:t>
-      </w:r>
-      <w:r>
-        <w:rPr>
-          <w:bCs/>
-        </w:rPr>
-        <w:t>”</w:t>
-      </w:r>
-      <w:r>
-        <w:rPr>
-          <w:lang w:eastAsia="ko-KR"/>
-        </w:rPr>
-        <w:t xml:space="preserve">) is a professional investment organization, and as such reviews the business plans and related proprietary information of many enterprises, some of which may compete directly or indirectly with the Company’s business (as currently conducted or as currently propose to be conducted). </w:t>
-      </w:r>
-      <w:bookmarkStart w:id="253" w:name="_cp_text_1_134"/>
-      <w:r>
-        <w:rPr>
-          <w:lang w:eastAsia="ko-KR"/>
-        </w:rPr>
-        <w:t xml:space="preserve">Nothing in this Agreement shall preclude or in any way restrict the </w:t>
-      </w:r>
-      <w:r>
-        <w:t>Professional Investment Organization</w:t>
-      </w:r>
-      <w:r>
-        <w:rPr>
-          <w:lang w:eastAsia="ko-KR"/>
-        </w:rPr>
-        <w:t xml:space="preserve"> from evaluating or purchasing securities, including publicly traded securities, of a particular enterprise, or investing or participating in any particular enterprise whether or not such enterprise has products or services </w:t>
-      </w:r>
-      <w:r>
-        <w:t>that</w:t>
-      </w:r>
-      <w:r>
-        <w:rPr>
-          <w:lang w:eastAsia="ko-KR"/>
-        </w:rPr>
-        <w:t xml:space="preserve"> compete with those of the Company; and the </w:t>
-      </w:r>
-      <w:bookmarkEnd w:id="253"/>
-      <w:r>
-        <w:rPr>
-          <w:lang w:eastAsia="ko-KR"/>
-        </w:rPr>
-        <w:t xml:space="preserve">Company hereby agrees that, to the extent permitted under applicable law, </w:t>
-      </w:r>
-      <w:r>
-        <w:t>no Professional Investment Organization</w:t>
-      </w:r>
-      <w:r>
-        <w:rPr>
-          <w:lang w:eastAsia="ko-KR"/>
-        </w:rPr>
-        <w:t xml:space="preserve"> shall be liable to the Company for any claim arising out of, or based upon, (i) the investment by such</w:t>
-      </w:r>
-      <w:r>
-        <w:t xml:space="preserve"> Professional Investment Organization</w:t>
-      </w:r>
-      <w:r>
-        <w:rPr>
-          <w:lang w:eastAsia="ko-KR"/>
-        </w:rPr>
-        <w:t xml:space="preserve"> in any entity competitive with the Company, or (ii) actions taken by any partner, officer, employee or other representative of </w:t>
-      </w:r>
-      <w:r>
-        <w:t>such Professional Investment Organization</w:t>
-      </w:r>
-      <w:r>
-        <w:rPr>
-          <w:lang w:eastAsia="ko-KR"/>
-        </w:rPr>
-        <w:t xml:space="preserve"> to assist any such competitive </w:t>
-      </w:r>
-      <w:bookmarkStart w:id="254" w:name="_9kMML5YVt46679COHy0poD"/>
-      <w:bookmarkStart w:id="255" w:name="_9kMML5YVt4667ACNHy0poD"/>
-      <w:r>
-        <w:rPr>
-          <w:lang w:eastAsia="ko-KR"/>
-        </w:rPr>
-        <w:t>company</w:t>
-      </w:r>
-      <w:bookmarkEnd w:id="254"/>
-      <w:bookmarkEnd w:id="255"/>
-      <w:r>
-        <w:rPr>
-          <w:lang w:eastAsia="ko-KR"/>
-        </w:rPr>
-        <w:t xml:space="preserve">, whether or not such action was taken as a member of the </w:t>
-      </w:r>
-      <w:bookmarkStart w:id="256" w:name="_9kMIH5YVt46679EPGmqusvLJ41n3GFK"/>
-      <w:bookmarkStart w:id="257" w:name="_9kMIH5YVt4667ADNGmqusvLJ41n3GFK"/>
-      <w:r>
-        <w:rPr>
-          <w:lang w:eastAsia="ko-KR"/>
-        </w:rPr>
-        <w:t>board of directors</w:t>
-      </w:r>
-      <w:bookmarkEnd w:id="256"/>
-      <w:bookmarkEnd w:id="257"/>
-      <w:r>
-        <w:rPr>
-          <w:lang w:eastAsia="ko-KR"/>
-        </w:rPr>
-        <w:t xml:space="preserve"> of such competitive </w:t>
-      </w:r>
-      <w:bookmarkStart w:id="258" w:name="_9kMNM5YVt46679COHy0poD"/>
-      <w:bookmarkStart w:id="259" w:name="_9kMNM5YVt4667ACNHy0poD"/>
-      <w:r>
-        <w:rPr>
-          <w:lang w:eastAsia="ko-KR"/>
-        </w:rPr>
-        <w:t>company</w:t>
-      </w:r>
-      <w:bookmarkEnd w:id="258"/>
-      <w:bookmarkEnd w:id="259"/>
-      <w:r>
-        <w:rPr>
-          <w:lang w:eastAsia="ko-KR"/>
-        </w:rPr>
-        <w:t xml:space="preserve"> or otherwise, and whether or not such action has a detrimental effect on the Company; </w:t>
-      </w:r>
-      <w:r>
-        <w:rPr>
-          <w:u w:val="words"/>
-          <w:lang w:eastAsia="ko-KR"/>
-        </w:rPr>
-        <w:t>provided</w:t>
-      </w:r>
-      <w:r>
-        <w:rPr>
-          <w:lang w:eastAsia="ko-KR"/>
-        </w:rPr>
-        <w:t>,</w:t>
-      </w:r>
-      <w:r>
-        <w:rPr>
-          <w:u w:val="words"/>
-          <w:lang w:eastAsia="ko-KR"/>
-        </w:rPr>
-        <w:t xml:space="preserve"> however</w:t>
-      </w:r>
-      <w:r>
-        <w:rPr>
-          <w:lang w:eastAsia="ko-KR"/>
-        </w:rPr>
-        <w:t xml:space="preserve">, that the foregoing shall not </w:t>
-      </w:r>
-      <w:r>
-        <w:t xml:space="preserve">contravene the confidentiality obligations in </w:t>
-      </w:r>
-      <w:r>
-        <w:rPr>
-          <w:u w:val="single"/>
-        </w:rPr>
-        <w:t xml:space="preserve">Section </w:t>
-      </w:r>
-      <w:r>
-        <w:rPr>
-          <w:color w:val="000000"/>
-          <w:u w:val="single"/>
-        </w:rPr>
-        <w:fldChar w:fldCharType="begin"/>
-      </w:r>
-      <w:r>
-        <w:rPr>
-          <w:u w:val="single"/>
-        </w:rPr>
-        <w:instrText xml:space="preserve"> REF _Ref137654445 \r \h </w:instrText>
-      </w:r>
-      <w:r>
-        <w:rPr>
-          <w:color w:val="000000"/>
-          <w:u w:val="single"/>
-        </w:rPr>
-        <w:instrText xml:space="preserve"> \* MERGEFORMAT </w:instrText>
-      </w:r>
-      <w:r>
-        <w:rPr>
-          <w:color w:val="000000"/>
-          <w:u w:val="single"/>
-        </w:rPr>
-      </w:r>
-      <w:r>
-        <w:rPr>
-          <w:color w:val="000000"/>
-          <w:u w:val="single"/>
-        </w:rPr>
-        <w:fldChar w:fldCharType="separate"/>
-      </w:r>
-      <w:r>
-        <w:rPr>
-          <w:u w:val="single"/>
-        </w:rPr>
-        <w:t>3.4</w:t>
-      </w:r>
-      <w:r>
-        <w:rPr>
-          <w:color w:val="000000"/>
-          <w:u w:val="single"/>
-        </w:rPr>
-        <w:fldChar w:fldCharType="end"/>
-      </w:r>
-      <w:r>
-        <w:t xml:space="preserve"> or otherwise in this Agreement or </w:t>
-      </w:r>
-      <w:r>
-        <w:rPr>
-          <w:lang w:eastAsia="ko-KR"/>
-        </w:rPr>
-        <w:t>relieve any director or officer of the Company from any liability associated with such person’s fiduciary duties to the Company.</w:t>
-      </w:r>
-      <w:bookmarkEnd w:id="252"/>
+        <w:t xml:space="preserve"> the Company shall not amend its Bylaws to amend, modify or terminate the Right of First Refusal over transfers of Common Stock in favor of the Company. </w:t>
+      </w:r>
     </w:p>
     <w:p>
       <w:pPr>
@@ -8792,6 +8524,560 @@
         </w:rPr>
       </w:pPr>
       <w:r>
+        <w:t>Employee Agreements</w:t>
+      </w:r>
+      <w:bookmarkEnd w:id="244"/>
+      <w:r>
+        <w:rPr>
+          <w:u w:val="none"/>
+        </w:rPr>
+        <w:t>.</w:t>
+      </w:r>
+    </w:p>
+    <w:p>
+      <w:pPr>
+        <w:pStyle w:val="Heading2"/>
+        <w:numPr>
+          <w:ilvl w:val="0"/>
+          <w:numId w:val="0"/>
+        </w:numPr>
+        <w:rPr>
+          <w:u w:val="none"/>
+        </w:rPr>
+      </w:pPr>
+      <w:r>
+        <w:rPr>
+          <w:u w:val="none"/>
+        </w:rPr>
+        <w:t xml:space="preserve"> Unless otherwise approved by the Board of Directors, the Company </w:t>
+      </w:r>
+      <w:r>
+        <w:rPr>
+          <w:u w:val="none"/>
+        </w:rPr>
+        <w:t xml:space="preserve">(a) </w:t>
+      </w:r>
+      <w:r>
+        <w:rPr>
+          <w:u w:val="none"/>
+        </w:rPr>
+        <w:t>will cause each Person now or hereafter employed by it or by any subsidiary (or engaged by the Company or any subsidiary as a consultant/independent contractor) with access to confidential information and/or trade secrets to enter into a nondisclosure, proprietary rights assignment agreement</w:t>
+      </w:r>
+      <w:r>
+        <w:rPr>
+          <w:u w:val="none"/>
+        </w:rPr>
+        <w:t>;</w:t>
+      </w:r>
+      <w:r>
+        <w:rPr>
+          <w:u w:val="none"/>
+        </w:rPr>
+        <w:t xml:space="preserve"> and</w:t>
+      </w:r>
+      <w:r>
+        <w:rPr>
+          <w:u w:val="none"/>
+        </w:rPr>
+        <w:t xml:space="preserve"> (b)</w:t>
+      </w:r>
+      <w:bookmarkEnd w:id="23"/>
+      <w:r>
+        <w:rPr>
+          <w:u w:val="none"/>
+        </w:rPr>
+        <w:t xml:space="preserve"> shall not amend, modify, terminate, waive, or otherwise alter, in whole or in part, any of the above-referenced agreements or any restricted stock agreement between the Company and any employee</w:t>
+      </w:r>
+      <w:r>
+        <w:rPr>
+          <w:u w:val="none"/>
+        </w:rPr>
+        <w:t>.</w:t>
+      </w:r>
+      <w:bookmarkEnd w:id="245"/>
+    </w:p>
+    <w:p>
+      <w:pPr>
+        <w:pStyle w:val="Heading2"/>
+        <w:rPr>
+          <w:vanish/>
+          <w:specVanish/>
+        </w:rPr>
+      </w:pPr>
+      <w:bookmarkStart w:id="246" w:name="_Ref42252543"/>
+      <w:r>
+        <w:t>Employee Stock</w:t>
+      </w:r>
+    </w:p>
+    <w:p>
+      <w:pPr>
+        <w:pStyle w:val="HeadingPara2"/>
+      </w:pPr>
+      <w:r>
+        <w:t xml:space="preserve">. Unless otherwise approved by the Board of Directors, all employees of the Company who purchase, receive options to purchase, or receive awards of shares of the Company’s capital stock after the date hereof shall be required to execute restricted stock or option agreements, as applicable, providing for (i) vesting of shares over a four year period, with the first 25% of such shares vesting following 12 months of continued employment or service, and the remaining shares vesting in equal monthly installments over the following 36 months, and (ii) a market stand-off provision substantially similar to that in </w:t>
+      </w:r>
+      <w:r>
+        <w:rPr>
+          <w:u w:val="single"/>
+        </w:rPr>
+        <w:t xml:space="preserve">Section </w:t>
+      </w:r>
+      <w:r>
+        <w:rPr>
+          <w:color w:val="000000"/>
+          <w:u w:val="single"/>
+        </w:rPr>
+        <w:fldChar w:fldCharType="begin"/>
+      </w:r>
+      <w:r>
+        <w:rPr>
+          <w:color w:val="000000"/>
+          <w:u w:val="single"/>
+        </w:rPr>
+        <w:instrText xml:space="preserve"> REF _Ref42252508 \r \h \* MERGEFORMAT </w:instrText>
+      </w:r>
+      <w:r>
+        <w:rPr>
+          <w:color w:val="000000"/>
+          <w:u w:val="single"/>
+        </w:rPr>
+      </w:r>
+      <w:r>
+        <w:rPr>
+          <w:color w:val="000000"/>
+          <w:u w:val="single"/>
+        </w:rPr>
+        <w:fldChar w:fldCharType="separate"/>
+      </w:r>
+      <w:r>
+        <w:rPr>
+          <w:color w:val="000000"/>
+          <w:u w:val="single"/>
+        </w:rPr>
+        <w:t>2.11</w:t>
+      </w:r>
+      <w:r>
+        <w:rPr>
+          <w:color w:val="000000"/>
+          <w:u w:val="single"/>
+        </w:rPr>
+        <w:fldChar w:fldCharType="end"/>
+      </w:r>
+      <w:r>
+        <w:t xml:space="preserve">. Without the prior approval by the Board of Directors, the Company shall not amend, modify, terminate, waive or otherwise alter, in whole or in part, any stock purchase, stock restriction or option agreement with any existing employee or service provider if such amendment would cause it to be inconsistent with this </w:t>
+      </w:r>
+      <w:r>
+        <w:rPr>
+          <w:u w:val="single"/>
+        </w:rPr>
+        <w:t xml:space="preserve">Section </w:t>
+      </w:r>
+      <w:r>
+        <w:rPr>
+          <w:color w:val="000000"/>
+          <w:u w:val="single"/>
+        </w:rPr>
+        <w:fldChar w:fldCharType="begin"/>
+      </w:r>
+      <w:r>
+        <w:rPr>
+          <w:color w:val="000000"/>
+          <w:u w:val="single"/>
+        </w:rPr>
+        <w:instrText xml:space="preserve"> REF _Ref42252543 \r \h \* MERGEFORMAT </w:instrText>
+      </w:r>
+      <w:r>
+        <w:rPr>
+          <w:color w:val="000000"/>
+          <w:u w:val="single"/>
+        </w:rPr>
+      </w:r>
+      <w:r>
+        <w:rPr>
+          <w:color w:val="000000"/>
+          <w:u w:val="single"/>
+        </w:rPr>
+        <w:fldChar w:fldCharType="separate"/>
+      </w:r>
+      <w:r>
+        <w:rPr>
+          <w:color w:val="000000"/>
+          <w:u w:val="single"/>
+        </w:rPr>
+        <w:t>5.3</w:t>
+      </w:r>
+      <w:r>
+        <w:rPr>
+          <w:color w:val="000000"/>
+          <w:u w:val="single"/>
+        </w:rPr>
+        <w:fldChar w:fldCharType="end"/>
+      </w:r>
+      <w:r>
+        <w:t xml:space="preserve">. In addition, unless otherwise approved by the Board of Directors, the Company (x) shall not offer, allow or agree to any acceleration of vesting for its employees or consultants, and (y) shall retain (and not waive) a “right of first refusal” on employee transfers until the Company’s IPO, and shall have the right to repurchase unvested shares at cost upon termination of employment of a </w:t>
+      </w:r>
+      <w:bookmarkStart w:id="247" w:name="_9kMH7O6ZWu57789HZNyoix"/>
+      <w:bookmarkStart w:id="248" w:name="_9kMH7O6ZWu5778ACTNyoix"/>
+      <w:r>
+        <w:t>holder</w:t>
+      </w:r>
+      <w:bookmarkEnd w:id="247"/>
+      <w:bookmarkEnd w:id="248"/>
+      <w:r>
+        <w:t xml:space="preserve"> of restricted stock.</w:t>
+      </w:r>
+      <w:bookmarkEnd w:id="246"/>
+    </w:p>
+    <w:p>
+      <w:pPr>
+        <w:pStyle w:val="Heading2"/>
+        <w:rPr>
+          <w:vanish/>
+          <w:specVanish/>
+        </w:rPr>
+      </w:pPr>
+      <w:bookmarkStart w:id="249" w:name="_Ref140257873"/>
+      <w:bookmarkStart w:id="250" w:name="_Ref42252544"/>
+      <w:r>
+        <w:t>Qualified Small Business Stock</w:t>
+      </w:r>
+      <w:bookmarkEnd w:id="249"/>
+    </w:p>
+    <w:p>
+      <w:pPr>
+        <w:pStyle w:val="HeadingPara2"/>
+      </w:pPr>
+      <w:r>
+        <w:t xml:space="preserve">. </w:t>
+      </w:r>
+      <w:bookmarkStart w:id="251" w:name="_Hlk114651905"/>
+      <w:r>
+        <w:t>The</w:t>
+      </w:r>
+      <w:r>
+        <w:t xml:space="preserve"> Company shall use commercially reasonable efforts to refrain from taking any action that could reasonably be expected to cause the shares of Series A Preferred Stock</w:t>
+      </w:r>
+      <w:bookmarkEnd w:id="251"/>
+      <w:r>
+        <w:t>, as well as any shares into which such shares are converted, within the meaning of Section 1202(f) of the Internal Revenue Code (the “</w:t>
+      </w:r>
+      <w:r>
+        <w:rPr>
+          <w:b/>
+          <w:bCs/>
+        </w:rPr>
+        <w:t>Code</w:t>
+      </w:r>
+      <w:r>
+        <w:t xml:space="preserve">”), to fail to qualify as “qualified small business stock” as defined in Section 1202(c) of the Code; </w:t>
+      </w:r>
+      <w:r>
+        <w:rPr>
+          <w:u w:val="single"/>
+        </w:rPr>
+        <w:t>provided</w:t>
+      </w:r>
+      <w:r>
+        <w:t xml:space="preserve">, </w:t>
+      </w:r>
+      <w:r>
+        <w:rPr>
+          <w:u w:val="single"/>
+        </w:rPr>
+        <w:t>however</w:t>
+      </w:r>
+      <w:r>
+        <w:t xml:space="preserve">, that such requirement shall not be applicable if the Board of Directors determines, in its good-faith business judgment, that such qualification is inconsistent with the best interests of the Company. The Company shall submit to the Investors and to the Internal Revenue Service any reports that may be required under Section 1202(d)(1)(C) of the Code. In addition, within 20 business days after any Investor’s written request therefor, the Company shall deliver to such Investor a checklist in substantially the same form as </w:t>
+      </w:r>
+      <w:r>
+        <w:rPr>
+          <w:u w:val="single"/>
+        </w:rPr>
+        <w:t>Annex 1</w:t>
+      </w:r>
+      <w:r>
+        <w:t>. The Company shall use commercially reasonable efforts to ensure the accuracy of any such checklist, but in no event shall the Company be liable to the Investors or any other person for any damages arising from any errors or inaccuracies in such report or checklist, unless made by the Company in a manner either grossly negligent or fraudulent.</w:t>
+      </w:r>
+      <w:bookmarkEnd w:id="250"/>
+    </w:p>
+    <w:p>
+      <w:pPr>
+        <w:pStyle w:val="Heading2"/>
+        <w:rPr>
+          <w:vanish/>
+          <w:specVanish/>
+        </w:rPr>
+      </w:pPr>
+      <w:bookmarkStart w:id="252" w:name="_Ref42252560"/>
+      <w:r>
+        <w:rPr>
+          <w:lang w:eastAsia="ko-KR"/>
+        </w:rPr>
+        <w:t>Right to Conduct Activities</w:t>
+      </w:r>
+    </w:p>
+    <w:p>
+      <w:pPr>
+        <w:pStyle w:val="HeadingPara2"/>
+        <w:rPr>
+          <w:lang w:eastAsia="ko-KR"/>
+        </w:rPr>
+      </w:pPr>
+      <w:r>
+        <w:rPr>
+          <w:lang w:eastAsia="ko-KR"/>
+        </w:rPr>
+        <w:t xml:space="preserve">. The Company hereby agrees and acknowledges that each </w:t>
+      </w:r>
+      <w:r>
+        <w:rPr>
+          <w:lang w:eastAsia="ko-KR"/>
+        </w:rPr>
+        <w:t>Investor that is a venture capital fund or other investment fund</w:t>
+      </w:r>
+      <w:r>
+        <w:rPr>
+          <w:lang w:eastAsia="ko-KR"/>
+        </w:rPr>
+        <w:t xml:space="preserve"> (together with its Affiliates</w:t>
+      </w:r>
+      <w:r>
+        <w:t>)</w:t>
+      </w:r>
+      <w:r>
+        <w:rPr>
+          <w:bCs/>
+        </w:rPr>
+        <w:t xml:space="preserve"> (each, a “</w:t>
+      </w:r>
+      <w:r>
+        <w:rPr>
+          <w:b/>
+          <w:bCs/>
+        </w:rPr>
+        <w:t>Professional Investment Organization</w:t>
+      </w:r>
+      <w:r>
+        <w:rPr>
+          <w:bCs/>
+        </w:rPr>
+        <w:t>”</w:t>
+      </w:r>
+      <w:r>
+        <w:rPr>
+          <w:lang w:eastAsia="ko-KR"/>
+        </w:rPr>
+        <w:t xml:space="preserve">) is a professional investment organization, and as such reviews the business plans and related proprietary information of many enterprises, some of which may compete directly or indirectly with the Company’s business (as currently conducted or as currently propose to be conducted). </w:t>
+      </w:r>
+      <w:bookmarkStart w:id="253" w:name="_cp_text_1_134"/>
+      <w:r>
+        <w:rPr>
+          <w:lang w:eastAsia="ko-KR"/>
+        </w:rPr>
+        <w:t xml:space="preserve">Nothing in this Agreement shall preclude or in any way restrict the </w:t>
+      </w:r>
+      <w:r>
+        <w:t>Professional Investment Organization</w:t>
+      </w:r>
+      <w:r>
+        <w:rPr>
+          <w:lang w:eastAsia="ko-KR"/>
+        </w:rPr>
+        <w:t xml:space="preserve"> from evaluating or purchasing securities, including publicly traded securities, of a particular enterprise, or investing or participating in any particular enterprise whether or not such enterprise has products or services </w:t>
+      </w:r>
+      <w:r>
+        <w:t>that</w:t>
+      </w:r>
+      <w:r>
+        <w:rPr>
+          <w:lang w:eastAsia="ko-KR"/>
+        </w:rPr>
+        <w:t xml:space="preserve"> compete with those of the Company; and the </w:t>
+      </w:r>
+      <w:bookmarkEnd w:id="253"/>
+      <w:r>
+        <w:rPr>
+          <w:lang w:eastAsia="ko-KR"/>
+        </w:rPr>
+        <w:t xml:space="preserve">Company hereby agrees that, to the extent permitted under applicable law, </w:t>
+      </w:r>
+      <w:r>
+        <w:t>no Professional Investment Organization</w:t>
+      </w:r>
+      <w:r>
+        <w:rPr>
+          <w:lang w:eastAsia="ko-KR"/>
+        </w:rPr>
+        <w:t xml:space="preserve"> shall be liable to the Company for any claim arising out of, or based upon, (i) the investment by such</w:t>
+      </w:r>
+      <w:r>
+        <w:t xml:space="preserve"> Professional Investment Organization</w:t>
+      </w:r>
+      <w:r>
+        <w:rPr>
+          <w:lang w:eastAsia="ko-KR"/>
+        </w:rPr>
+        <w:t xml:space="preserve"> in any entity competitive with the Company, or (ii) actions taken by any partner, officer, employee or other representative of </w:t>
+      </w:r>
+      <w:r>
+        <w:t>such Professional Investment Organization</w:t>
+      </w:r>
+      <w:r>
+        <w:rPr>
+          <w:lang w:eastAsia="ko-KR"/>
+        </w:rPr>
+        <w:t xml:space="preserve"> to assist any such competitive </w:t>
+      </w:r>
+      <w:bookmarkStart w:id="254" w:name="_9kMML5YVt46679COHy0poD"/>
+      <w:bookmarkStart w:id="255" w:name="_9kMML5YVt4667ACNHy0poD"/>
+      <w:r>
+        <w:rPr>
+          <w:lang w:eastAsia="ko-KR"/>
+        </w:rPr>
+        <w:t>company</w:t>
+      </w:r>
+      <w:bookmarkEnd w:id="254"/>
+      <w:bookmarkEnd w:id="255"/>
+      <w:r>
+        <w:rPr>
+          <w:lang w:eastAsia="ko-KR"/>
+        </w:rPr>
+        <w:t xml:space="preserve">, whether or not such action was taken as a member of the </w:t>
+      </w:r>
+      <w:bookmarkStart w:id="256" w:name="_9kMIH5YVt46679EPGmqusvLJ41n3GFK"/>
+      <w:bookmarkStart w:id="257" w:name="_9kMIH5YVt4667ADNGmqusvLJ41n3GFK"/>
+      <w:r>
+        <w:rPr>
+          <w:lang w:eastAsia="ko-KR"/>
+        </w:rPr>
+        <w:t>board of directors</w:t>
+      </w:r>
+      <w:bookmarkEnd w:id="256"/>
+      <w:bookmarkEnd w:id="257"/>
+      <w:r>
+        <w:rPr>
+          <w:lang w:eastAsia="ko-KR"/>
+        </w:rPr>
+        <w:t xml:space="preserve"> of such competitive </w:t>
+      </w:r>
+      <w:bookmarkStart w:id="258" w:name="_9kMNM5YVt46679COHy0poD"/>
+      <w:bookmarkStart w:id="259" w:name="_9kMNM5YVt4667ACNHy0poD"/>
+      <w:r>
+        <w:rPr>
+          <w:lang w:eastAsia="ko-KR"/>
+        </w:rPr>
+        <w:t>company</w:t>
+      </w:r>
+      <w:bookmarkEnd w:id="258"/>
+      <w:bookmarkEnd w:id="259"/>
+      <w:r>
+        <w:rPr>
+          <w:lang w:eastAsia="ko-KR"/>
+        </w:rPr>
+        <w:t xml:space="preserve"> or otherwise, and whether or not such action has a detrimental effect on the Company; </w:t>
+      </w:r>
+      <w:r>
+        <w:rPr>
+          <w:u w:val="words"/>
+          <w:lang w:eastAsia="ko-KR"/>
+        </w:rPr>
+        <w:t>provided</w:t>
+      </w:r>
+      <w:r>
+        <w:rPr>
+          <w:lang w:eastAsia="ko-KR"/>
+        </w:rPr>
+        <w:t>,</w:t>
+      </w:r>
+      <w:r>
+        <w:rPr>
+          <w:u w:val="words"/>
+          <w:lang w:eastAsia="ko-KR"/>
+        </w:rPr>
+        <w:t xml:space="preserve"> however</w:t>
+      </w:r>
+      <w:r>
+        <w:rPr>
+          <w:lang w:eastAsia="ko-KR"/>
+        </w:rPr>
+        <w:t xml:space="preserve">, that the foregoing shall not </w:t>
+      </w:r>
+      <w:r>
+        <w:t xml:space="preserve">contravene the confidentiality obligations in </w:t>
+      </w:r>
+      <w:r>
+        <w:rPr>
+          <w:u w:val="single"/>
+        </w:rPr>
+        <w:t xml:space="preserve">Section </w:t>
+      </w:r>
+      <w:r>
+        <w:rPr>
+          <w:color w:val="000000"/>
+          <w:u w:val="single"/>
+        </w:rPr>
+        <w:fldChar w:fldCharType="begin"/>
+      </w:r>
+      <w:r>
+        <w:rPr>
+          <w:u w:val="single"/>
+        </w:rPr>
+        <w:instrText xml:space="preserve"> REF _Ref137654445 \r \h </w:instrText>
+      </w:r>
+      <w:r>
+        <w:rPr>
+          <w:color w:val="000000"/>
+          <w:u w:val="single"/>
+        </w:rPr>
+        <w:instrText xml:space="preserve"> \* MERGEFORMAT </w:instrText>
+      </w:r>
+      <w:r>
+        <w:rPr>
+          <w:color w:val="000000"/>
+          <w:u w:val="single"/>
+        </w:rPr>
+      </w:r>
+      <w:r>
+        <w:rPr>
+          <w:color w:val="000000"/>
+          <w:u w:val="single"/>
+        </w:rPr>
+        <w:fldChar w:fldCharType="separate"/>
+      </w:r>
+      <w:r>
+        <w:rPr>
+          <w:u w:val="single"/>
+        </w:rPr>
+        <w:t>3.4</w:t>
+      </w:r>
+      <w:r>
+        <w:rPr>
+          <w:color w:val="000000"/>
+          <w:u w:val="single"/>
+        </w:rPr>
+        <w:fldChar w:fldCharType="end"/>
+      </w:r>
+      <w:r>
+        <w:t xml:space="preserve"> or otherwise in this Agreement or </w:t>
+      </w:r>
+      <w:r>
+        <w:rPr>
+          <w:lang w:eastAsia="ko-KR"/>
+        </w:rPr>
+        <w:t>relieve any director or officer of the Company from any liability associated with such person’s fiduciary duties to the Company.</w:t>
+      </w:r>
+      <w:bookmarkEnd w:id="252"/>
+    </w:p>
+    <w:p>
+      <w:pPr>
+        <w:pStyle w:val="Heading2"/>
+        <w:rPr>
+          <w:vanish/>
+          <w:u w:val="none"/>
+          <w:specVanish/>
+        </w:rPr>
+      </w:pPr>
+      <w:r>
         <w:rPr>
           <w:lang w:eastAsia="ko-KR"/>
         </w:rPr>
@@ -8863,37 +9149,44 @@
         <w:rPr>
           <w:lang w:eastAsia="ko-KR"/>
         </w:rPr>
-        <w:t xml:space="preserve">he Company further covenants that it shall (and shall cause each of its subsidiaries and Affiliates to) maintain commercially reasonable systems of </w:t>
-      </w:r>
+        <w:t xml:space="preserve">he Company further covenants that it shall (and shall cause each of its subsidiaries and Affiliates to) maintain commercially reasonable systems of internal controls (including, but not limited to, accounting systems, purchasing systems and billing systems) to provide reasonable assurances regarding compliance with the FCPA, the U.K. Bribery Act, or any other applicable anti-bribery or anti-corruption law. Upon request by a Major Investor, the Company agrees to provide responsive information and/or certifications to such Major Investor concerning its compliance with applicable anti-corruption laws. The Company shall promptly notify each Major Investor if the Company becomes aware of any </w:t>
+      </w:r>
+      <w:bookmarkStart w:id="261" w:name="_9kR3WTr1AB4DELGoq3sgrsuAYC295B"/>
       <w:r>
         <w:rPr>
           <w:lang w:eastAsia="ko-KR"/>
         </w:rPr>
-        <w:lastRenderedPageBreak/>
-        <w:t xml:space="preserve">internal controls (including, but not limited to, accounting systems, purchasing systems and billing systems) to provide reasonable assurances regarding compliance with the FCPA, the U.K. Bribery Act, or any other applicable anti-bribery or anti-corruption law. Upon request by a Major Investor, the Company agrees to provide responsive information and/or certifications to such Major Investor concerning its compliance with applicable anti-corruption laws. The Company shall promptly notify each Major Investor if the Company becomes aware of any </w:t>
-      </w:r>
-      <w:bookmarkStart w:id="261" w:name="_9kR3WTr1AB4DELGoq3sgrsuAYC295B"/>
+        <w:t>Enforcement Action</w:t>
+      </w:r>
+      <w:bookmarkEnd w:id="261"/>
       <w:r>
         <w:rPr>
           <w:lang w:eastAsia="ko-KR"/>
         </w:rPr>
-        <w:t>Enforcement Action</w:t>
-      </w:r>
-      <w:bookmarkEnd w:id="261"/>
+        <w:t xml:space="preserve"> (as defined in the Purchase Agreement). </w:t>
+      </w:r>
+      <w:r>
+        <w:t>T</w:t>
+      </w:r>
       <w:r>
         <w:rPr>
           <w:lang w:eastAsia="ko-KR"/>
         </w:rPr>
-        <w:t xml:space="preserve"> (as defined in the Purchase Agreement). </w:t>
-      </w:r>
-      <w:r>
-        <w:t>T</w:t>
-      </w:r>
+        <w:t xml:space="preserve">he Company shall, and shall cause any direct or indirect subsidiary or entity controlled by it, whether now in existence or formed in the future </w:t>
+      </w:r>
+      <w:proofErr w:type="gramStart"/>
       <w:r>
         <w:rPr>
           <w:lang w:eastAsia="ko-KR"/>
         </w:rPr>
-        <w:t xml:space="preserve">he Company shall, and shall cause any direct or indirect subsidiary or entity controlled by it, whether now in existence or formed in the future to, make commercially reasonable efforts to comply with the FCPA. </w:t>
+        <w:t>to,</w:t>
+      </w:r>
+      <w:proofErr w:type="gramEnd"/>
+      <w:r>
+        <w:rPr>
+          <w:lang w:eastAsia="ko-KR"/>
+        </w:rPr>
+        <w:t xml:space="preserve"> make commercially reasonable efforts to comply with the FCPA. </w:t>
       </w:r>
       <w:r>
         <w:t>T</w:t>
@@ -9288,7 +9581,16 @@
         <w:t xml:space="preserve"> or</w:t>
       </w:r>
       <w:r>
-        <w:t xml:space="preserve"> (ii) is a Holder’s Immediate Family Member or trust for the benefit of an individual Holder or one or more of such Holder’s Immediate Family Members; </w:t>
+        <w:t xml:space="preserve"> (ii) is a Holder’s Immediate Family Member or trust for the benefit of an individual Holder or one or more of such Holder’s Immediate Family Members</w:t>
+      </w:r>
+      <w:r>
+        <w:t xml:space="preserve"> </w:t>
+      </w:r>
+      <w:r>
+        <w:t>or (iii) after such transfer, together with its Affiliates, would be a Major Investor;</w:t>
+      </w:r>
+      <w:r>
+        <w:t xml:space="preserve"> </w:t>
       </w:r>
       <w:r>
         <w:rPr>
@@ -9385,11 +9687,7 @@
         <w:t>provided further</w:t>
       </w:r>
       <w:r>
-        <w:t xml:space="preserve"> that all transferees who would not qualify individually for assignment of rights shall, as a condition to the applicable transfer, establish a single attorney-in-fact for the purpose of exercising any rights, receiving notices, or taking any action under this Agreement. The terms and conditions of this </w:t>
-      </w:r>
-      <w:r>
-        <w:lastRenderedPageBreak/>
-        <w:t>Agreement inure to the benefit of and are binding upon the respective successors and permitted assignees of the parties. Nothing in this Agreement, express or implied, is intended to confer upon any party other than the parties hereto or their respective successors and permitted assignees any rights, remedies, obligations or liabilities under or by reason of this Agreement, except as expressly provided herein.</w:t>
+        <w:t xml:space="preserve"> that all transferees who would not qualify individually for assignment of rights shall, as a condition to the applicable transfer, establish a single attorney-in-fact for the purpose of exercising any rights, receiving notices, or taking any action under this Agreement. The terms and conditions of this Agreement inure to the benefit of and are binding upon the respective successors and permitted assignees of the parties. Nothing in this Agreement, express or implied, is intended to confer upon any party other than the parties hereto or their respective successors and permitted assignees any rights, remedies, obligations or liabilities under or by reason of this Agreement, except as expressly provided herein.</w:t>
       </w:r>
       <w:bookmarkEnd w:id="271"/>
     </w:p>
@@ -9692,11 +9990,7 @@
         <w:pStyle w:val="Heading3"/>
       </w:pPr>
       <w:r>
-        <w:t xml:space="preserve">Any term of this Agreement may be amended, modified or terminated and the observance of any term of this Agreement may be waived (either generally or in a particular instance, and </w:t>
-      </w:r>
-      <w:r>
-        <w:lastRenderedPageBreak/>
-        <w:t xml:space="preserve">either retroactively or prospectively) only with the written consent of the Company and the </w:t>
+        <w:t xml:space="preserve">Any term of this Agreement may be amended, modified or terminated and the observance of any term of this Agreement may be waived (either generally or in a particular instance, and either retroactively or prospectively) only with the written consent of the Company and the </w:t>
       </w:r>
       <w:r>
         <w:t>Requisite Holders</w:t>
@@ -10541,7 +10835,6 @@
       </w:pPr>
       <w:bookmarkStart w:id="298" w:name="_Ref42252574"/>
       <w:r>
-        <w:lastRenderedPageBreak/>
         <w:t>Severability</w:t>
       </w:r>
     </w:p>
@@ -10604,7 +10897,15 @@
         <w:pStyle w:val="HeadingPara2"/>
       </w:pPr>
       <w:r>
-        <w:t>. Notwithstanding anything to the contrary contained herein, if the Company issues additional shares of Preferred Stock after the date hereof, pursuant to the Purchase Agreement, any purchaser of such shares of Preferred Stock may become a party to this Agreement by executing and delivering a counterpart signature page to this Agreement, and thereafter shall be deemed an “Investor” for all purposes hereunder. No action or consent by the Investors shall be required for such joinder to this Agreement by such additional Investor, so long as such additional Investor has agreed in writing to be bound by all of the obligations as an “Investor” hereunder.</w:t>
+        <w:t xml:space="preserve">. Notwithstanding anything to the contrary contained herein, if the Company issues additional shares of Preferred Stock after the date hereof, pursuant to the Purchase Agreement, any purchaser of such shares of Preferred Stock may become a party to this Agreement by executing and delivering a counterpart signature page to this Agreement, and thereafter shall be deemed an “Investor” for all purposes hereunder. No action or consent by the Investors shall be required for such joinder to this Agreement by such additional Investor, so long as such additional Investor has agreed in writing to be bound by </w:t>
+      </w:r>
+      <w:proofErr w:type="gramStart"/>
+      <w:r>
+        <w:t>all of</w:t>
+      </w:r>
+      <w:proofErr w:type="gramEnd"/>
+      <w:r>
+        <w:t xml:space="preserve"> the obligations as an “Investor” hereunder.</w:t>
       </w:r>
       <w:bookmarkEnd w:id="302"/>
     </w:p>
@@ -10632,7 +10933,7 @@
         <w:rPr>
           <w:rStyle w:val="FootnoteReference"/>
         </w:rPr>
-        <w:footnoteReference w:id="5"/>
+        <w:footnoteReference w:id="6"/>
       </w:r>
       <w:r>
         <w:t xml:space="preserve"> </w:t>
@@ -10726,11 +11027,7 @@
         <w:pStyle w:val="HeadingPara2"/>
       </w:pPr>
       <w:r>
-        <w:t xml:space="preserve">WAIVER OF JURY TRIAL: EACH PARTY HEREBY WAIVES ITS RIGHTS TO A JURY TRIAL OF ANY CLAIM OR CAUSE OF ACTION BASED UPON OR ARISING OUT OF THIS AGREEMENT, THE OTHER TRANSACTION AGREEMENTS, THE SECURITIES OR THE SUBJECT MATTER HEREOF OR THEREOF. THE SCOPE OF THIS WAIVER IS INTENDED TO BE ALL-ENCOMPASSING OF ANY AND ALL DISPUTES THAT MAY BE FILED IN ANY COURT AND </w:t>
-      </w:r>
-      <w:r>
-        <w:lastRenderedPageBreak/>
-        <w:t>THAT RELATE TO THE SUBJECT MATTER OF THIS TRANSACTION, INCLUDING, WITHOUT LIMITATION, CONTRACT CLAIMS, TORT CLAIMS (INCLUDING NEGLIGENCE), BREACH OF DUTY CLAIMS, AND ALL OTHER COMMON LAW AND STATUTORY CLAIMS. THIS SECTION HAS BEEN FULLY DISCUSSED BY EACH OF THE PARTIES HERETO AND THESE PROVISIONS WILL NOT BE SUBJECT TO ANY EXCEPTIONS. EACH PARTY HERETO HEREBY FURTHER WARRANTS AND REPRESENTS THAT SUCH PARTY HAS REVIEWED THIS WAIVER WITH ITS LEGAL COUNSEL, AND THAT SUCH PARTY KNOWINGLY AND VOLUNTARILY WAIVES ITS JURY TRIAL RIGHTS FOLLOWING CONSULTATION WITH LEGAL COUNSEL.</w:t>
+        <w:t>WAIVER OF JURY TRIAL: EACH PARTY HEREBY WAIVES ITS RIGHTS TO A JURY TRIAL OF ANY CLAIM OR CAUSE OF ACTION BASED UPON OR ARISING OUT OF THIS AGREEMENT, THE OTHER TRANSACTION AGREEMENTS, THE SECURITIES OR THE SUBJECT MATTER HEREOF OR THEREOF. THE SCOPE OF THIS WAIVER IS INTENDED TO BE ALL-ENCOMPASSING OF ANY AND ALL DISPUTES THAT MAY BE FILED IN ANY COURT AND THAT RELATE TO THE SUBJECT MATTER OF THIS TRANSACTION, INCLUDING, WITHOUT LIMITATION, CONTRACT CLAIMS, TORT CLAIMS (INCLUDING NEGLIGENCE), BREACH OF DUTY CLAIMS, AND ALL OTHER COMMON LAW AND STATUTORY CLAIMS. THIS SECTION HAS BEEN FULLY DISCUSSED BY EACH OF THE PARTIES HERETO AND THESE PROVISIONS WILL NOT BE SUBJECT TO ANY EXCEPTIONS. EACH PARTY HERETO HEREBY FURTHER WARRANTS AND REPRESENTS THAT SUCH PARTY HAS REVIEWED THIS WAIVER WITH ITS LEGAL COUNSEL, AND THAT SUCH PARTY KNOWINGLY AND VOLUNTARILY WAIVES ITS JURY TRIAL RIGHTS FOLLOWING CONSULTATION WITH LEGAL COUNSEL.</w:t>
       </w:r>
     </w:p>
     <w:p>
@@ -10743,7 +11040,15 @@
         <w:adjustRightInd/>
       </w:pPr>
       <w:r>
-        <w:t>If the waiver of jury trial set forth in this section is not enforceable, then any claim or cause of action based upon or arising out of this Agreement, the other Transaction Agreements, the securities or the subject matter hereof or thereof shall be settled by judicial reference pursuant to California Code of Civil Procedure Section 638 et seq. before a referee sitting without a jury, such referee to be mutually acceptable to the parties. Each party will bear an equal share of the cost for the judicial referee. This paragraph shall not restrict a party from exercising remedies under the Uniform Commercial Code or from exercising pre judgment remedies under applicable law.</w:t>
+        <w:t xml:space="preserve">If the waiver of jury trial set forth in this section is not enforceable, then any claim or cause of action based upon or arising out of this Agreement, the other Transaction Agreements, the securities or the subject matter hereof or thereof shall be settled by judicial reference pursuant to California Code of Civil Procedure Section 638 et seq. before a referee sitting without a jury, such referee to be mutually acceptable to the parties. Each party will bear an equal share of the cost for the judicial referee. This paragraph shall not restrict a party from exercising remedies under the Uniform Commercial Code or from exercising </w:t>
+      </w:r>
+      <w:proofErr w:type="gramStart"/>
+      <w:r>
+        <w:t>pre judgment</w:t>
+      </w:r>
+      <w:proofErr w:type="gramEnd"/>
+      <w:r>
+        <w:t xml:space="preserve"> remedies under applicable law.</w:t>
       </w:r>
     </w:p>
     <w:p>
@@ -10836,7 +11141,6 @@
         </w:rPr>
       </w:pPr>
       <w:r>
-        <w:lastRenderedPageBreak/>
         <w:t>IN WITNESS WHEREOF, the parties have executed this [</w:t>
       </w:r>
       <w:bookmarkStart w:id="307" w:name="_9kMHG5YVt4886DNSDoqqijgrvaW4K349u"/>
@@ -11347,7 +11651,6 @@
           <w:b/>
           <w:u w:val="single"/>
         </w:rPr>
-        <w:lastRenderedPageBreak/>
         <w:t>SCHEDULE A</w:t>
       </w:r>
     </w:p>
@@ -11529,7 +11832,6 @@
         <w:pStyle w:val="Title"/>
       </w:pPr>
       <w:r>
-        <w:lastRenderedPageBreak/>
         <w:t xml:space="preserve">Annex 1 </w:t>
       </w:r>
     </w:p>
@@ -11609,7 +11911,7 @@
           <w:rStyle w:val="FootnoteReference"/>
           <w:color w:val="383636"/>
         </w:rPr>
-        <w:footnoteReference w:id="6"/>
+        <w:footnoteReference w:id="7"/>
       </w:r>
     </w:p>
     <w:p>
@@ -12255,7 +12557,7 @@
                 <w:bCs/>
                 <w:color w:val="232121"/>
               </w:rPr>
-              <w:footnoteReference w:id="7"/>
+              <w:footnoteReference w:id="8"/>
             </w:r>
           </w:p>
         </w:tc>
@@ -12325,7 +12627,7 @@
                 <w:rFonts w:ascii="Times New Roman" w:hAnsi="Times New Roman" w:cs="Times New Roman"/>
                 <w:color w:val="232121"/>
               </w:rPr>
-              <w:footnoteReference w:id="8"/>
+              <w:footnoteReference w:id="9"/>
             </w:r>
           </w:p>
         </w:tc>
@@ -12451,7 +12753,6 @@
                 <w:rFonts w:ascii="Times New Roman" w:hAnsi="Times New Roman" w:cs="Times New Roman"/>
                 <w:lang w:eastAsia="ko-KR"/>
               </w:rPr>
-              <w:lastRenderedPageBreak/>
               <w:t>At all times of the Company’s existence after August 10, 1993 through the time immediately following the Issue Date, the Company’s aggregate gross assets were $</w:t>
             </w:r>
             <w:r>
@@ -12474,7 +12775,7 @@
                 <w:rFonts w:ascii="Times New Roman" w:hAnsi="Times New Roman" w:cs="Times New Roman"/>
                 <w:color w:val="232121"/>
               </w:rPr>
-              <w:footnoteReference w:id="9"/>
+              <w:footnoteReference w:id="10"/>
             </w:r>
           </w:p>
           <w:p>
@@ -12556,7 +12857,7 @@
                 <w:rFonts w:ascii="Times New Roman" w:hAnsi="Times New Roman" w:cs="Times New Roman"/>
                 <w:color w:val="565656"/>
               </w:rPr>
-              <w:footnoteReference w:id="10"/>
+              <w:footnoteReference w:id="11"/>
             </w:r>
             <w:bookmarkEnd w:id="321"/>
           </w:p>
@@ -12594,7 +12895,7 @@
                 <w:rFonts w:ascii="Times New Roman" w:hAnsi="Times New Roman" w:cs="Times New Roman"/>
                 <w:color w:val="232121"/>
               </w:rPr>
-              <w:footnoteReference w:id="11"/>
+              <w:footnoteReference w:id="12"/>
             </w:r>
           </w:p>
         </w:tc>
@@ -12728,7 +13029,7 @@
                 <w:rFonts w:ascii="Times New Roman" w:hAnsi="Times New Roman" w:cs="Times New Roman"/>
                 <w:color w:val="232121"/>
               </w:rPr>
-              <w:footnoteReference w:id="12"/>
+              <w:footnoteReference w:id="13"/>
             </w:r>
           </w:p>
         </w:tc>
@@ -12923,7 +13224,7 @@
                 <w:rFonts w:ascii="Times New Roman" w:eastAsia="Times New Roman" w:hAnsi="Times New Roman" w:cs="Times New Roman"/>
                 <w:color w:val="383636"/>
               </w:rPr>
-              <w:footnoteReference w:id="13"/>
+              <w:footnoteReference w:id="14"/>
             </w:r>
             <w:r>
               <w:rPr>
@@ -13125,7 +13426,7 @@
                 <w:rFonts w:ascii="Times New Roman" w:hAnsi="Times New Roman" w:cs="Times New Roman"/>
                 <w:color w:val="232121"/>
               </w:rPr>
-              <w:footnoteReference w:id="14"/>
+              <w:footnoteReference w:id="15"/>
             </w:r>
           </w:p>
         </w:tc>
@@ -13267,7 +13568,7 @@
                 <w:bCs/>
                 <w:color w:val="383636"/>
               </w:rPr>
-              <w:footnoteReference w:id="15"/>
+              <w:footnoteReference w:id="16"/>
             </w:r>
           </w:p>
         </w:tc>
@@ -13306,8 +13607,23 @@
                 <w:rFonts w:ascii="Times New Roman" w:hAnsi="Times New Roman" w:cs="Times New Roman"/>
                 <w:lang w:eastAsia="ko-KR"/>
               </w:rPr>
-              <w:lastRenderedPageBreak/>
-              <w:t xml:space="preserve">For substantially all of the Stockholder’s holding period, </w:t>
+              <w:t xml:space="preserve">For substantially </w:t>
+            </w:r>
+            <w:proofErr w:type="gramStart"/>
+            <w:r>
+              <w:rPr>
+                <w:rFonts w:ascii="Times New Roman" w:hAnsi="Times New Roman" w:cs="Times New Roman"/>
+                <w:lang w:eastAsia="ko-KR"/>
+              </w:rPr>
+              <w:t>all of</w:t>
+            </w:r>
+            <w:proofErr w:type="gramEnd"/>
+            <w:r>
+              <w:rPr>
+                <w:rFonts w:ascii="Times New Roman" w:hAnsi="Times New Roman" w:cs="Times New Roman"/>
+                <w:lang w:eastAsia="ko-KR"/>
+              </w:rPr>
+              <w:t xml:space="preserve"> the Stockholder’s holding period, </w:t>
             </w:r>
             <w:r>
               <w:rPr>
@@ -13345,7 +13661,7 @@
                 <w:rFonts w:ascii="Times New Roman" w:hAnsi="Times New Roman" w:cs="Times New Roman"/>
                 <w:color w:val="232121"/>
               </w:rPr>
-              <w:footnoteReference w:id="16"/>
+              <w:footnoteReference w:id="17"/>
             </w:r>
           </w:p>
           <w:p>
@@ -13386,7 +13702,7 @@
                 <w:rFonts w:ascii="Times New Roman" w:hAnsi="Times New Roman" w:cs="Times New Roman"/>
                 <w:color w:val="232121"/>
               </w:rPr>
-              <w:footnoteReference w:id="17"/>
+              <w:footnoteReference w:id="18"/>
             </w:r>
           </w:p>
         </w:tc>
@@ -13512,7 +13828,23 @@
                 <w:rFonts w:ascii="Times New Roman" w:hAnsi="Times New Roman" w:cs="Times New Roman"/>
                 <w:lang w:eastAsia="ko-KR"/>
               </w:rPr>
-              <w:t xml:space="preserve">For substantially all of the Stockholder’s holding period, no more than 10% of the value of the Company’s </w:t>
+              <w:t xml:space="preserve">For substantially </w:t>
+            </w:r>
+            <w:proofErr w:type="gramStart"/>
+            <w:r>
+              <w:rPr>
+                <w:rFonts w:ascii="Times New Roman" w:hAnsi="Times New Roman" w:cs="Times New Roman"/>
+                <w:lang w:eastAsia="ko-KR"/>
+              </w:rPr>
+              <w:t>all of</w:t>
+            </w:r>
+            <w:proofErr w:type="gramEnd"/>
+            <w:r>
+              <w:rPr>
+                <w:rFonts w:ascii="Times New Roman" w:hAnsi="Times New Roman" w:cs="Times New Roman"/>
+                <w:lang w:eastAsia="ko-KR"/>
+              </w:rPr>
+              <w:t xml:space="preserve"> the Stockholder’s holding period, no more than 10% of the value of the Company’s </w:t>
             </w:r>
             <w:r>
               <w:rPr>
@@ -13537,7 +13869,7 @@
                 <w:rFonts w:ascii="Times New Roman" w:hAnsi="Times New Roman" w:cs="Times New Roman"/>
                 <w:color w:val="232121"/>
               </w:rPr>
-              <w:footnoteReference w:id="18"/>
+              <w:footnoteReference w:id="19"/>
             </w:r>
             <w:bookmarkEnd w:id="326"/>
           </w:p>
@@ -13665,7 +13997,25 @@
                 <w:color w:val="383838"/>
                 <w:lang w:eastAsia="ko-KR"/>
               </w:rPr>
-              <w:t xml:space="preserve">For substantially all of the Stockholder’s holding period, </w:t>
+              <w:t xml:space="preserve">For substantially </w:t>
+            </w:r>
+            <w:proofErr w:type="gramStart"/>
+            <w:r>
+              <w:rPr>
+                <w:rFonts w:ascii="Times New Roman" w:hAnsi="Times New Roman" w:cs="Times New Roman"/>
+                <w:color w:val="383838"/>
+                <w:lang w:eastAsia="ko-KR"/>
+              </w:rPr>
+              <w:t>all of</w:t>
+            </w:r>
+            <w:proofErr w:type="gramEnd"/>
+            <w:r>
+              <w:rPr>
+                <w:rFonts w:ascii="Times New Roman" w:hAnsi="Times New Roman" w:cs="Times New Roman"/>
+                <w:color w:val="383838"/>
+                <w:lang w:eastAsia="ko-KR"/>
+              </w:rPr>
+              <w:t xml:space="preserve"> the Stockholder’s holding period, </w:t>
             </w:r>
             <w:r>
               <w:rPr>
@@ -13725,7 +14075,7 @@
                 <w:rFonts w:ascii="Times New Roman" w:hAnsi="Times New Roman" w:cs="Times New Roman"/>
                 <w:color w:val="232121"/>
               </w:rPr>
-              <w:footnoteReference w:id="19"/>
+              <w:footnoteReference w:id="20"/>
             </w:r>
           </w:p>
         </w:tc>
@@ -13964,7 +14314,7 @@
                 <w:rFonts w:ascii="Times New Roman" w:hAnsi="Times New Roman" w:cs="Times New Roman"/>
                 <w:color w:val="232121"/>
               </w:rPr>
-              <w:footnoteReference w:id="20"/>
+              <w:footnoteReference w:id="21"/>
             </w:r>
           </w:p>
         </w:tc>
@@ -14160,7 +14510,6 @@
                 <w:color w:val="232121"/>
                 <w:lang w:eastAsia="ko-KR"/>
               </w:rPr>
-              <w:lastRenderedPageBreak/>
               <w:t>The Company has not</w:t>
             </w:r>
             <w:r>
@@ -14262,7 +14611,7 @@
                 <w:rFonts w:ascii="Times New Roman" w:hAnsi="Times New Roman" w:cs="Times New Roman"/>
                 <w:color w:val="232121"/>
               </w:rPr>
-              <w:footnoteReference w:id="21"/>
+              <w:footnoteReference w:id="22"/>
             </w:r>
             <w:bookmarkEnd w:id="332"/>
           </w:p>
@@ -14490,7 +14839,7 @@
                 <w:rFonts w:ascii="Times New Roman" w:hAnsi="Times New Roman" w:cs="Times New Roman"/>
                 <w:color w:val="232121"/>
               </w:rPr>
-              <w:footnoteReference w:id="22"/>
+              <w:footnoteReference w:id="23"/>
             </w:r>
           </w:p>
         </w:tc>
@@ -15412,22 +15761,31 @@
         <w:t xml:space="preserve"> </w:t>
       </w:r>
       <w:r>
-        <w:tab/>
-      </w:r>
-      <w:r>
-        <w:rPr>
-          <w:u w:val="single"/>
-        </w:rPr>
-        <w:t>N</w:t>
-      </w:r>
-      <w:r>
-        <w:rPr>
-          <w:u w:val="single"/>
-        </w:rPr>
-        <w:t>ote to Draft</w:t>
-      </w:r>
-      <w:r>
-        <w:t>: To equal the number of shares issuable in exchange for an investment of $1,000,000 in Series A Preferred Stock.</w:t>
+        <w:rPr>
+          <w:u w:val="single"/>
+        </w:rPr>
+        <w:t>Note to Draft</w:t>
+      </w:r>
+      <w:r>
+        <w:t>:</w:t>
+      </w:r>
+      <w:r>
+        <w:t xml:space="preserve"> Please describe the</w:t>
+      </w:r>
+      <w:r>
+        <w:t xml:space="preserve"> Company’s</w:t>
+      </w:r>
+      <w:r>
+        <w:t xml:space="preserve"> business with reasonable specificity</w:t>
+      </w:r>
+      <w:r>
+        <w:t xml:space="preserve">, rather than </w:t>
+      </w:r>
+      <w:r>
+        <w:t xml:space="preserve">a general reference </w:t>
+      </w:r>
+      <w:r>
+        <w:t>to “any business that may compete with the Company.”</w:t>
       </w:r>
     </w:p>
   </w:footnote>
@@ -15443,6 +15801,9 @@
         <w:footnoteRef/>
       </w:r>
       <w:r>
+        <w:t xml:space="preserve"> </w:t>
+      </w:r>
+      <w:r>
         <w:tab/>
       </w:r>
       <w:r>
@@ -15458,7 +15819,7 @@
         <w:t>ote to Draft</w:t>
       </w:r>
       <w:r>
-        <w:t>: Include to the extent that these jurisdictions that are or may be relevant.</w:t>
+        <w:t>: To equal the number of shares issuable in exchange for an investment of $1,000,000 in Series A Preferred Stock.</w:t>
       </w:r>
     </w:p>
   </w:footnote>
@@ -15480,19 +15841,16 @@
         <w:rPr>
           <w:u w:val="single"/>
         </w:rPr>
-        <w:t>Note to Draft</w:t>
-      </w:r>
-      <w:r>
-        <w:t xml:space="preserve">: </w:t>
-      </w:r>
-      <w:r>
-        <w:t xml:space="preserve">Include to the extent that these jurisdictions that are </w:t>
-      </w:r>
-      <w:r>
-        <w:t xml:space="preserve">or may be </w:t>
-      </w:r>
-      <w:r>
-        <w:t>relevant.</w:t>
+        <w:t>N</w:t>
+      </w:r>
+      <w:r>
+        <w:rPr>
+          <w:u w:val="single"/>
+        </w:rPr>
+        <w:t>ote to Draft</w:t>
+      </w:r>
+      <w:r>
+        <w:t>: Include to the extent that these jurisdictions that are or may be relevant.</w:t>
       </w:r>
     </w:p>
   </w:footnote>
@@ -15508,9 +15866,6 @@
         <w:footnoteRef/>
       </w:r>
       <w:r>
-        <w:t xml:space="preserve"> </w:t>
-      </w:r>
-      <w:r>
         <w:tab/>
       </w:r>
       <w:r>
@@ -15520,11 +15875,57 @@
         <w:t>Note to Draft</w:t>
       </w:r>
       <w:r>
-        <w:t>: Insert date that is four years following the Closing.</w:t>
+        <w:t xml:space="preserve">: </w:t>
+      </w:r>
+      <w:r>
+        <w:t xml:space="preserve">Include to the extent that these jurisdictions that are </w:t>
+      </w:r>
+      <w:r>
+        <w:t xml:space="preserve">or may be </w:t>
+      </w:r>
+      <w:r>
+        <w:t>relevant.</w:t>
       </w:r>
     </w:p>
   </w:footnote>
   <w:footnote w:id="5">
+    <w:p>
+      <w:pPr>
+        <w:pStyle w:val="FootnoteText"/>
+      </w:pPr>
+      <w:r>
+        <w:rPr>
+          <w:rStyle w:val="FootnoteReference"/>
+        </w:rPr>
+        <w:footnoteRef/>
+      </w:r>
+      <w:r>
+        <w:t xml:space="preserve"> </w:t>
+      </w:r>
+      <w:r>
+        <w:rPr>
+          <w:u w:val="single"/>
+        </w:rPr>
+        <w:t>Note to Draft</w:t>
+      </w:r>
+      <w:r>
+        <w:t>: Insert</w:t>
+      </w:r>
+      <w:r>
+        <w:t xml:space="preserve"> the specific</w:t>
+      </w:r>
+      <w:r>
+        <w:t xml:space="preserve"> date that is four years following the Closing</w:t>
+      </w:r>
+      <w:r>
+        <w:t xml:space="preserve"> and not a general reference</w:t>
+      </w:r>
+      <w:r>
+        <w:t xml:space="preserve"> to “four years after the date hereof.” </w:t>
+      </w:r>
+    </w:p>
+  </w:footnote>
+  <w:footnote w:id="6">
     <w:p>
       <w:pPr>
         <w:pStyle w:val="FootnoteText"/>
@@ -15554,7 +15955,7 @@
       </w:r>
     </w:p>
   </w:footnote>
-  <w:footnote w:id="6">
+  <w:footnote w:id="7">
     <w:p>
       <w:pPr>
         <w:pStyle w:val="FootnoteText"/>
@@ -15609,7 +16010,7 @@
       </w:r>
     </w:p>
   </w:footnote>
-  <w:footnote w:id="7">
+  <w:footnote w:id="8">
     <w:p>
       <w:pPr>
         <w:pStyle w:val="FootnoteText"/>
@@ -15637,7 +16038,7 @@
       </w:r>
     </w:p>
   </w:footnote>
-  <w:footnote w:id="8">
+  <w:footnote w:id="9">
     <w:p>
       <w:pPr>
         <w:pStyle w:val="FootnoteText"/>
@@ -15698,7 +16099,7 @@
       </w:r>
     </w:p>
   </w:footnote>
-  <w:footnote w:id="9">
+  <w:footnote w:id="10">
     <w:p>
       <w:pPr>
         <w:pStyle w:val="FootnoteText"/>
@@ -15751,7 +16152,7 @@
       </w:r>
     </w:p>
   </w:footnote>
-  <w:footnote w:id="10">
+  <w:footnote w:id="11">
     <w:p>
       <w:pPr>
         <w:pStyle w:val="FootnoteText"/>
@@ -15777,7 +16178,7 @@
       </w:r>
     </w:p>
   </w:footnote>
-  <w:footnote w:id="11">
+  <w:footnote w:id="12">
     <w:p>
       <w:pPr>
         <w:pStyle w:val="FootnoteText"/>
@@ -15811,7 +16212,7 @@
       </w:r>
     </w:p>
   </w:footnote>
-  <w:footnote w:id="12">
+  <w:footnote w:id="13">
     <w:p>
       <w:pPr>
         <w:pStyle w:val="FootnoteText"/>
@@ -15835,7 +16236,7 @@
       </w:r>
     </w:p>
   </w:footnote>
-  <w:footnote w:id="13">
+  <w:footnote w:id="14">
     <w:p>
       <w:pPr>
         <w:pStyle w:val="FootnoteText"/>
@@ -15852,7 +16253,7 @@
       </w:r>
     </w:p>
   </w:footnote>
-  <w:footnote w:id="14">
+  <w:footnote w:id="15">
     <w:p>
       <w:pPr>
         <w:pStyle w:val="FootnoteText"/>
@@ -15886,7 +16287,7 @@
       </w:r>
     </w:p>
   </w:footnote>
-  <w:footnote w:id="15">
+  <w:footnote w:id="16">
     <w:p>
       <w:pPr>
         <w:pStyle w:val="FootnoteText"/>
@@ -15903,7 +16304,7 @@
       </w:r>
     </w:p>
   </w:footnote>
-  <w:footnote w:id="16">
+  <w:footnote w:id="17">
     <w:p>
       <w:pPr>
         <w:pStyle w:val="FootnoteText"/>
@@ -15957,7 +16358,7 @@
       </w:r>
     </w:p>
   </w:footnote>
-  <w:footnote w:id="17">
+  <w:footnote w:id="18">
     <w:p>
       <w:pPr>
         <w:pStyle w:val="FootnoteText"/>
@@ -15991,7 +16392,7 @@
       </w:r>
     </w:p>
   </w:footnote>
-  <w:footnote w:id="18">
+  <w:footnote w:id="19">
     <w:p>
       <w:pPr>
         <w:pStyle w:val="FootnoteText"/>
@@ -16009,7 +16410,7 @@
       </w:r>
     </w:p>
   </w:footnote>
-  <w:footnote w:id="19">
+  <w:footnote w:id="20">
     <w:p>
       <w:pPr>
         <w:pStyle w:val="FootnoteText"/>
@@ -16043,7 +16444,7 @@
       </w:r>
     </w:p>
   </w:footnote>
-  <w:footnote w:id="20">
+  <w:footnote w:id="21">
     <w:p>
       <w:pPr>
         <w:pStyle w:val="FootnoteText"/>
@@ -16077,7 +16478,7 @@
       </w:r>
     </w:p>
   </w:footnote>
-  <w:footnote w:id="21">
+  <w:footnote w:id="22">
     <w:p>
       <w:pPr>
         <w:pStyle w:val="FootnoteText"/>
@@ -16115,7 +16516,7 @@
       </w:r>
     </w:p>
   </w:footnote>
-  <w:footnote w:id="22">
+  <w:footnote w:id="23">
     <w:p>
       <w:pPr>
         <w:pStyle w:val="FootnoteText"/>
@@ -16199,7 +16600,15 @@
         <w:iCs/>
         <w:lang w:eastAsia="ja-JP"/>
       </w:rPr>
-      <w:t>Version 1.0</w:t>
+      <w:t>Version 1.</w:t>
+    </w:r>
+    <w:r>
+      <w:rPr>
+        <w:i/>
+        <w:iCs/>
+        <w:lang w:eastAsia="ja-JP"/>
+      </w:rPr>
+      <w:t>1</w:t>
     </w:r>
   </w:p>
   <w:p>
@@ -19126,6 +19535,36 @@
     <w:abstractNumId w:val="7"/>
   </w:num>
   <w:num w:numId="32" w16cid:durableId="735324472">
+    <w:abstractNumId w:val="7"/>
+    <w:lvlOverride w:ilvl="0">
+      <w:startOverride w:val="1"/>
+    </w:lvlOverride>
+    <w:lvlOverride w:ilvl="1">
+      <w:startOverride w:val="1"/>
+    </w:lvlOverride>
+    <w:lvlOverride w:ilvl="2">
+      <w:startOverride w:val="1"/>
+    </w:lvlOverride>
+    <w:lvlOverride w:ilvl="3">
+      <w:startOverride w:val="1"/>
+    </w:lvlOverride>
+    <w:lvlOverride w:ilvl="4">
+      <w:startOverride w:val="1"/>
+    </w:lvlOverride>
+    <w:lvlOverride w:ilvl="5">
+      <w:startOverride w:val="1"/>
+    </w:lvlOverride>
+    <w:lvlOverride w:ilvl="6">
+      <w:startOverride w:val="1"/>
+    </w:lvlOverride>
+    <w:lvlOverride w:ilvl="7">
+      <w:startOverride w:val="1"/>
+    </w:lvlOverride>
+    <w:lvlOverride w:ilvl="8">
+      <w:startOverride w:val="1"/>
+    </w:lvlOverride>
+  </w:num>
+  <w:num w:numId="33" w16cid:durableId="821312777">
     <w:abstractNumId w:val="7"/>
     <w:lvlOverride w:ilvl="0">
       <w:startOverride w:val="1"/>
@@ -19726,7 +20165,6 @@
   <w:style w:type="character" w:default="1" w:styleId="DefaultParagraphFont">
     <w:name w:val="Default Paragraph Font"/>
     <w:uiPriority w:val="1"/>
-    <w:semiHidden/>
     <w:unhideWhenUsed/>
   </w:style>
   <w:style w:type="table" w:default="1" w:styleId="TableNormal">
@@ -20861,12 +21299,19 @@
 </file>
 
 <file path=customXml/item1.xml><?xml version="1.0" encoding="utf-8"?>
-<p:properties xmlns:p="http://schemas.microsoft.com/office/2006/metadata/properties" xmlns:xsi="http://www.w3.org/2001/XMLSchema-instance" xmlns:pc="http://schemas.microsoft.com/office/infopath/2007/PartnerControls">
-  <documentManagement/>
-</p:properties>
+<b:Sources xmlns:b="http://schemas.openxmlformats.org/officeDocument/2006/bibliography" xmlns="http://schemas.openxmlformats.org/officeDocument/2006/bibliography" SelectedStyle="\APASixthEditionOfficeOnline.xsl" StyleName="APA" Version="6"/>
 </file>
 
 <file path=customXml/item2.xml><?xml version="1.0" encoding="utf-8"?>
+<?mso-contentType ?>
+<FormTemplates xmlns="http://schemas.microsoft.com/sharepoint/v3/contenttype/forms">
+  <Display>DocumentLibraryForm</Display>
+  <Edit>DocumentLibraryForm</Edit>
+  <New>DocumentLibraryForm</New>
+</FormTemplates>
+</file>
+
+<file path=customXml/item3.xml><?xml version="1.0" encoding="utf-8"?>
 <ct:contentTypeSchema xmlns:ct="http://schemas.microsoft.com/office/2006/metadata/contentType" xmlns:ma="http://schemas.microsoft.com/office/2006/metadata/properties/metaAttributes" ct:_="" ma:_="" ma:contentTypeName="Document" ma:contentTypeID="0x01010083CE1BD5A562CB4B82EC65E39C99AF6A" ma:contentTypeVersion="11" ma:contentTypeDescription="Create a new document." ma:contentTypeScope="" ma:versionID="cb4cf6da84fbfabb14d81d8a1d2589d5">
   <xsd:schema xmlns:xsd="http://www.w3.org/2001/XMLSchema" xmlns:xs="http://www.w3.org/2001/XMLSchema" xmlns:p="http://schemas.microsoft.com/office/2006/metadata/properties" xmlns:ns2="9c0a36f1-4d58-430e-8449-b0eaaf5fe206" xmlns:ns3="37e6111b-6a63-4681-b603-c7bc9a020fd3" targetNamespace="http://schemas.microsoft.com/office/2006/metadata/properties" ma:root="true" ma:fieldsID="4889f2b19c1c6d75d4b9f15cb4599486" ns2:_="" ns3:_="">
     <xsd:import namespace="9c0a36f1-4d58-430e-8449-b0eaaf5fe206"/>
@@ -21075,29 +21520,29 @@
 </ct:contentTypeSchema>
 </file>
 
-<file path=customXml/item3.xml><?xml version="1.0" encoding="utf-8"?>
-<?mso-contentType ?>
-<FormTemplates xmlns="http://schemas.microsoft.com/sharepoint/v3/contenttype/forms">
-  <Display>DocumentLibraryForm</Display>
-  <Edit>DocumentLibraryForm</Edit>
-  <New>DocumentLibraryForm</New>
-</FormTemplates>
-</file>
-
 <file path=customXml/item4.xml><?xml version="1.0" encoding="utf-8"?>
-<b:Sources xmlns:b="http://schemas.openxmlformats.org/officeDocument/2006/bibliography" xmlns="http://schemas.openxmlformats.org/officeDocument/2006/bibliography" SelectedStyle="\APASixthEditionOfficeOnline.xsl" StyleName="APA" Version="6"/>
+<p:properties xmlns:p="http://schemas.microsoft.com/office/2006/metadata/properties" xmlns:xsi="http://www.w3.org/2001/XMLSchema-instance" xmlns:pc="http://schemas.microsoft.com/office/infopath/2007/PartnerControls">
+  <documentManagement/>
+</p:properties>
 </file>
 
 <file path=customXml/itemProps1.xml><?xml version="1.0" encoding="utf-8"?>
-<ds:datastoreItem xmlns:ds="http://schemas.openxmlformats.org/officeDocument/2006/customXml" ds:itemID="{BFA2B469-7E30-4C47-835B-7763B26E76C5}">
+<ds:datastoreItem xmlns:ds="http://schemas.openxmlformats.org/officeDocument/2006/customXml" ds:itemID="{4ACF573A-D82A-4D1D-B968-8D9873F09C7D}">
   <ds:schemaRefs>
-    <ds:schemaRef ds:uri="http://schemas.microsoft.com/office/2006/metadata/properties"/>
-    <ds:schemaRef ds:uri="http://schemas.microsoft.com/office/infopath/2007/PartnerControls"/>
+    <ds:schemaRef ds:uri="http://schemas.openxmlformats.org/officeDocument/2006/bibliography"/>
   </ds:schemaRefs>
 </ds:datastoreItem>
 </file>
 
 <file path=customXml/itemProps2.xml><?xml version="1.0" encoding="utf-8"?>
+<ds:datastoreItem xmlns:ds="http://schemas.openxmlformats.org/officeDocument/2006/customXml" ds:itemID="{E0057B06-AE9D-4286-B084-E41A47B31F01}">
+  <ds:schemaRefs>
+    <ds:schemaRef ds:uri="http://schemas.microsoft.com/sharepoint/v3/contenttype/forms"/>
+  </ds:schemaRefs>
+</ds:datastoreItem>
+</file>
+
+<file path=customXml/itemProps3.xml><?xml version="1.0" encoding="utf-8"?>
 <ds:datastoreItem xmlns:ds="http://schemas.openxmlformats.org/officeDocument/2006/customXml" ds:itemID="{433EC180-1850-4FF1-B211-6A9FDBBE09FF}">
   <ds:schemaRefs>
     <ds:schemaRef ds:uri="http://schemas.microsoft.com/office/2006/metadata/contentType"/>
@@ -21116,18 +21561,11 @@
 </ds:datastoreItem>
 </file>
 
-<file path=customXml/itemProps3.xml><?xml version="1.0" encoding="utf-8"?>
-<ds:datastoreItem xmlns:ds="http://schemas.openxmlformats.org/officeDocument/2006/customXml" ds:itemID="{E0057B06-AE9D-4286-B084-E41A47B31F01}">
+<file path=customXml/itemProps4.xml><?xml version="1.0" encoding="utf-8"?>
+<ds:datastoreItem xmlns:ds="http://schemas.openxmlformats.org/officeDocument/2006/customXml" ds:itemID="{BFA2B469-7E30-4C47-835B-7763B26E76C5}">
   <ds:schemaRefs>
-    <ds:schemaRef ds:uri="http://schemas.microsoft.com/sharepoint/v3/contenttype/forms"/>
-  </ds:schemaRefs>
-</ds:datastoreItem>
-</file>
-
-<file path=customXml/itemProps4.xml><?xml version="1.0" encoding="utf-8"?>
-<ds:datastoreItem xmlns:ds="http://schemas.openxmlformats.org/officeDocument/2006/customXml" ds:itemID="{4ACF573A-D82A-4D1D-B968-8D9873F09C7D}">
-  <ds:schemaRefs>
-    <ds:schemaRef ds:uri="http://schemas.openxmlformats.org/officeDocument/2006/bibliography"/>
+    <ds:schemaRef ds:uri="http://schemas.microsoft.com/office/2006/metadata/properties"/>
+    <ds:schemaRef ds:uri="http://schemas.microsoft.com/office/infopath/2007/PartnerControls"/>
   </ds:schemaRefs>
 </ds:datastoreItem>
 </file>